--- a/Received/3/3, english II.docx
+++ b/Received/3/3, english II.docx
@@ -69,6 +69,16 @@
                               </w:rPr>
                               <w:t>D-</w:t>
                             </w:r>
+                            <w:r>
+                              <w:rPr>
+                                <w:rFonts w:ascii="Times New Roman" w:hAnsi="Times New Roman" w:cs="Times New Roman"/>
+                                <w:b/>
+                                <w:bCs/>
+                                <w:sz w:val="32"/>
+                                <w:szCs w:val="32"/>
+                              </w:rPr>
+                              <w:t>17</w:t>
+                            </w:r>
                           </w:p>
                         </w:txbxContent>
                       </wps:txbx>
@@ -106,6 +116,16 @@
                           <w:szCs w:val="32"/>
                         </w:rPr>
                         <w:t>D-</w:t>
+                      </w:r>
+                      <w:r>
+                        <w:rPr>
+                          <w:rFonts w:ascii="Times New Roman" w:hAnsi="Times New Roman" w:cs="Times New Roman"/>
+                          <w:b/>
+                          <w:bCs/>
+                          <w:sz w:val="32"/>
+                          <w:szCs w:val="32"/>
+                        </w:rPr>
+                        <w:t>17</w:t>
                       </w:r>
                     </w:p>
                   </w:txbxContent>
@@ -192,7 +212,7 @@
           </mc:Choice>
           <mc:Fallback>
             <w:pict>
-              <v:rect w14:anchorId="37BB70A0" id="Rectangle 25" o:spid="_x0000_s1026" style="position:absolute;margin-left:0;margin-top:.65pt;width:37.75pt;height:46.05pt;z-index:251655680;visibility:visible;mso-wrap-style:square;mso-width-percent:0;mso-height-percent:0;mso-wrap-distance-left:9pt;mso-wrap-distance-top:0;mso-wrap-distance-right:9pt;mso-wrap-distance-bottom:0;mso-position-horizontal:absolute;mso-position-horizontal-relative:margin;mso-position-vertical:absolute;mso-position-vertical-relative:text;mso-width-percent:0;mso-height-percent:0;mso-width-relative:margin;mso-height-relative:margin;v-text-anchor:middle" o:gfxdata="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" stroked="f" strokeweight="2pt">
+              <v:rect w14:anchorId="135B3ACD" id="Rectangle 25" o:spid="_x0000_s1026" style="position:absolute;margin-left:0;margin-top:.65pt;width:37.75pt;height:46.05pt;z-index:251655680;visibility:visible;mso-wrap-style:square;mso-width-percent:0;mso-height-percent:0;mso-wrap-distance-left:9pt;mso-wrap-distance-top:0;mso-wrap-distance-right:9pt;mso-wrap-distance-bottom:0;mso-position-horizontal:absolute;mso-position-horizontal-relative:margin;mso-position-vertical:absolute;mso-position-vertical-relative:text;mso-width-percent:0;mso-height-percent:0;mso-width-relative:margin;mso-height-relative:margin;v-text-anchor:middle" o:gfxdata="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" stroked="f" strokeweight="2pt">
                 <v:fill r:id="rId7" o:title="" recolor="t" rotate="t" type="frame"/>
                 <w10:wrap anchorx="margin"/>
               </v:rect>
@@ -435,16 +455,7 @@
           <w:sz w:val="28"/>
           <w:szCs w:val="28"/>
         </w:rPr>
-        <w:t xml:space="preserve">Sub: </w:t>
-      </w:r>
-      <w:r>
-        <w:rPr>
-          <w:rFonts w:ascii="Times New Roman" w:hAnsi="Times New Roman" w:cs="Times New Roman"/>
-          <w:b/>
-          <w:sz w:val="28"/>
-          <w:szCs w:val="28"/>
-        </w:rPr>
-        <w:t>English II</w:t>
+        <w:t>Sub: English II</w:t>
       </w:r>
     </w:p>
     <w:tbl>
@@ -595,7 +606,7 @@
                 </mc:Choice>
                 <mc:Fallback>
                   <w:pict>
-                    <v:rect w14:anchorId="1A7E1809" id="Rectangle 8" o:spid="_x0000_s1026" style="position:absolute;margin-left:427.35pt;margin-top:8.15pt;width:86.25pt;height:34.35pt;z-index:251659776;visibility:visible;mso-wrap-style:square;mso-width-percent:0;mso-height-percent:0;mso-wrap-distance-left:9pt;mso-wrap-distance-top:0;mso-wrap-distance-right:9pt;mso-wrap-distance-bottom:0;mso-position-horizontal:absolute;mso-position-horizontal-relative:text;mso-position-vertical:absolute;mso-position-vertical-relative:text;mso-width-percent:0;mso-height-percent:0;mso-width-relative:page;mso-height-relative:margin;v-text-anchor:middle" o:gfxdata="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" fillcolor="white [3201]" strokecolor="black [3213]" strokeweight="2.25pt">
+                    <v:rect w14:anchorId="50253180" id="Rectangle 8" o:spid="_x0000_s1026" style="position:absolute;margin-left:427.35pt;margin-top:8.15pt;width:86.25pt;height:34.35pt;z-index:251659776;visibility:visible;mso-wrap-style:square;mso-width-percent:0;mso-height-percent:0;mso-wrap-distance-left:9pt;mso-wrap-distance-top:0;mso-wrap-distance-right:9pt;mso-wrap-distance-bottom:0;mso-position-horizontal:absolute;mso-position-horizontal-relative:text;mso-position-vertical:absolute;mso-position-vertical-relative:text;mso-width-percent:0;mso-height-percent:0;mso-width-relative:page;mso-height-relative:margin;v-text-anchor:middle" o:gfxdata="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" fillcolor="white [3201]" strokecolor="black [3213]" strokeweight="2.25pt">
                       <v:path arrowok="t"/>
                     </v:rect>
                   </w:pict>

--- a/Received/3/3, english II.docx
+++ b/Received/3/3, english II.docx
@@ -212,7 +212,7 @@
           </mc:Choice>
           <mc:Fallback>
             <w:pict>
-              <v:rect w14:anchorId="135B3ACD" id="Rectangle 25" o:spid="_x0000_s1026" style="position:absolute;margin-left:0;margin-top:.65pt;width:37.75pt;height:46.05pt;z-index:251655680;visibility:visible;mso-wrap-style:square;mso-width-percent:0;mso-height-percent:0;mso-wrap-distance-left:9pt;mso-wrap-distance-top:0;mso-wrap-distance-right:9pt;mso-wrap-distance-bottom:0;mso-position-horizontal:absolute;mso-position-horizontal-relative:margin;mso-position-vertical:absolute;mso-position-vertical-relative:text;mso-width-percent:0;mso-height-percent:0;mso-width-relative:margin;mso-height-relative:margin;v-text-anchor:middle" o:gfxdata="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" stroked="f" strokeweight="2pt">
+              <v:rect w14:anchorId="70CDC80D" id="Rectangle 25" o:spid="_x0000_s1026" style="position:absolute;margin-left:0;margin-top:.65pt;width:37.75pt;height:46.05pt;z-index:251655680;visibility:visible;mso-wrap-style:square;mso-width-percent:0;mso-height-percent:0;mso-wrap-distance-left:9pt;mso-wrap-distance-top:0;mso-wrap-distance-right:9pt;mso-wrap-distance-bottom:0;mso-position-horizontal:absolute;mso-position-horizontal-relative:margin;mso-position-vertical:absolute;mso-position-vertical-relative:text;mso-width-percent:0;mso-height-percent:0;mso-width-relative:margin;mso-height-relative:margin;v-text-anchor:middle" o:gfxdata="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" stroked="f" strokeweight="2pt">
                 <v:fill r:id="rId7" o:title="" recolor="t" rotate="t" type="frame"/>
                 <w10:wrap anchorx="margin"/>
               </v:rect>
@@ -266,27 +266,7 @@
           <w:sz w:val="24"/>
           <w:szCs w:val="24"/>
         </w:rPr>
-        <w:t xml:space="preserve">Ratnanagar-7, </w:t>
-      </w:r>
-      <w:proofErr w:type="spellStart"/>
-      <w:r>
-        <w:rPr>
-          <w:rFonts w:ascii="Times New Roman" w:hAnsi="Times New Roman" w:cs="Times New Roman"/>
-          <w:b/>
-          <w:sz w:val="24"/>
-          <w:szCs w:val="24"/>
-        </w:rPr>
-        <w:t>Sauraha</w:t>
-      </w:r>
-      <w:proofErr w:type="spellEnd"/>
-      <w:r>
-        <w:rPr>
-          <w:rFonts w:ascii="Times New Roman" w:hAnsi="Times New Roman" w:cs="Times New Roman"/>
-          <w:b/>
-          <w:sz w:val="24"/>
-          <w:szCs w:val="24"/>
-        </w:rPr>
-        <w:t>, Chitwan</w:t>
+        <w:t>Ratnanagar-7, Sauraha, Chitwan</w:t>
       </w:r>
     </w:p>
     <w:p>
@@ -606,7 +586,7 @@
                 </mc:Choice>
                 <mc:Fallback>
                   <w:pict>
-                    <v:rect w14:anchorId="50253180" id="Rectangle 8" o:spid="_x0000_s1026" style="position:absolute;margin-left:427.35pt;margin-top:8.15pt;width:86.25pt;height:34.35pt;z-index:251659776;visibility:visible;mso-wrap-style:square;mso-width-percent:0;mso-height-percent:0;mso-wrap-distance-left:9pt;mso-wrap-distance-top:0;mso-wrap-distance-right:9pt;mso-wrap-distance-bottom:0;mso-position-horizontal:absolute;mso-position-horizontal-relative:text;mso-position-vertical:absolute;mso-position-vertical-relative:text;mso-width-percent:0;mso-height-percent:0;mso-width-relative:page;mso-height-relative:margin;v-text-anchor:middle" o:gfxdata="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" fillcolor="white [3201]" strokecolor="black [3213]" strokeweight="2.25pt">
+                    <v:rect w14:anchorId="45A160ED" id="Rectangle 8" o:spid="_x0000_s1026" style="position:absolute;margin-left:427.35pt;margin-top:8.15pt;width:86.25pt;height:34.35pt;z-index:251659776;visibility:visible;mso-wrap-style:square;mso-width-percent:0;mso-height-percent:0;mso-wrap-distance-left:9pt;mso-wrap-distance-top:0;mso-wrap-distance-right:9pt;mso-wrap-distance-bottom:0;mso-position-horizontal:absolute;mso-position-horizontal-relative:text;mso-position-vertical:absolute;mso-position-vertical-relative:text;mso-width-percent:0;mso-height-percent:0;mso-width-relative:page;mso-height-relative:margin;v-text-anchor:middle" o:gfxdata="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" fillcolor="white [3201]" strokecolor="black [3213]" strokeweight="2.25pt">
                       <v:path arrowok="t"/>
                     </v:rect>
                   </w:pict>
@@ -822,7 +802,23 @@
           <w:sz w:val="32"/>
           <w:szCs w:val="32"/>
         </w:rPr>
-        <w:t>2. Re-arrange the words in alphabetical order:</w:t>
+        <w:t xml:space="preserve">Once upon a time in </w:t>
+      </w:r>
+      <w:r>
+        <w:rPr>
+          <w:rFonts w:ascii="Times New Roman" w:hAnsi="Times New Roman" w:cs="Times New Roman"/>
+          <w:sz w:val="32"/>
+          <w:szCs w:val="32"/>
+        </w:rPr>
+        <w:t xml:space="preserve">Rome, there lived a poor young man called Androcles. His cruel master made him work very hard. One day, he ran away. He hid in </w:t>
+      </w:r>
+      <w:r>
+        <w:rPr>
+          <w:rFonts w:ascii="Times New Roman" w:hAnsi="Times New Roman" w:cs="Times New Roman"/>
+          <w:sz w:val="32"/>
+          <w:szCs w:val="32"/>
+        </w:rPr>
+        <w:t>care. That night, a lion entered limping into the care. It was groaning in great pain. Androcles felt sorry for the poor lion. He went up to the lion and looked at it. He saw a big thorn stuck in it swollen pant. He pulled out the thorn and cleaned the lion’s paw. He covered the wound with cloth.</w:t>
       </w:r>
     </w:p>
     <w:p>
@@ -830,6 +826,8 @@
         <w:spacing w:after="0" w:line="240" w:lineRule="auto"/>
         <w:rPr>
           <w:rFonts w:ascii="Times New Roman" w:hAnsi="Times New Roman" w:cs="Times New Roman"/>
+          <w:b/>
+          <w:bCs/>
           <w:sz w:val="32"/>
           <w:szCs w:val="32"/>
         </w:rPr>
@@ -837,10 +835,63 @@
       <w:r>
         <w:rPr>
           <w:rFonts w:ascii="Times New Roman" w:hAnsi="Times New Roman" w:cs="Times New Roman"/>
-          <w:sz w:val="32"/>
-          <w:szCs w:val="32"/>
-        </w:rPr>
-        <w:t>a. eagle, louse, drum, mango, teacher</w:t>
+          <w:b/>
+          <w:bCs/>
+          <w:sz w:val="32"/>
+          <w:szCs w:val="32"/>
+        </w:rPr>
+        <w:t>a</w:t>
+      </w:r>
+      <w:r>
+        <w:rPr>
+          <w:rFonts w:ascii="Times New Roman" w:hAnsi="Times New Roman" w:cs="Times New Roman"/>
+          <w:b/>
+          <w:bCs/>
+          <w:sz w:val="32"/>
+          <w:szCs w:val="32"/>
+        </w:rPr>
+        <w:t>. Re-arrange the words in alphabetical order:</w:t>
+      </w:r>
+      <w:r>
+        <w:rPr>
+          <w:rFonts w:ascii="Times New Roman" w:hAnsi="Times New Roman" w:cs="Times New Roman"/>
+          <w:b/>
+          <w:bCs/>
+          <w:sz w:val="32"/>
+          <w:szCs w:val="32"/>
+        </w:rPr>
+        <w:tab/>
+      </w:r>
+      <w:r>
+        <w:rPr>
+          <w:rFonts w:ascii="Times New Roman" w:hAnsi="Times New Roman" w:cs="Times New Roman"/>
+          <w:b/>
+          <w:bCs/>
+          <w:sz w:val="32"/>
+          <w:szCs w:val="32"/>
+        </w:rPr>
+        <w:tab/>
+      </w:r>
+      <w:r>
+        <w:rPr>
+          <w:rFonts w:ascii="Times New Roman" w:hAnsi="Times New Roman" w:cs="Times New Roman"/>
+          <w:b/>
+          <w:bCs/>
+          <w:sz w:val="32"/>
+          <w:szCs w:val="32"/>
+        </w:rPr>
+        <w:tab/>
+      </w:r>
+      <w:r>
+        <w:rPr>
+          <w:rFonts w:ascii="Times New Roman" w:hAnsi="Times New Roman" w:cs="Times New Roman"/>
+          <w:b/>
+          <w:bCs/>
+          <w:sz w:val="32"/>
+          <w:szCs w:val="32"/>
+        </w:rPr>
+        <w:tab/>
+        <w:t>[4×0.5=2]</w:t>
       </w:r>
     </w:p>
     <w:p>
@@ -858,7 +909,15 @@
           <w:sz w:val="32"/>
           <w:szCs w:val="32"/>
         </w:rPr>
-        <w:t>b. parrot, marigold, tiger, students, fan</w:t>
+        <w:t>i</w:t>
+      </w:r>
+      <w:r>
+        <w:rPr>
+          <w:rFonts w:ascii="Times New Roman" w:hAnsi="Times New Roman" w:cs="Times New Roman"/>
+          <w:sz w:val="32"/>
+          <w:szCs w:val="32"/>
+        </w:rPr>
+        <w:t>. eagle, louse, drum, mango, teacher</w:t>
       </w:r>
     </w:p>
     <w:p>
@@ -866,12 +925,446 @@
         <w:spacing w:after="0" w:line="240" w:lineRule="auto"/>
         <w:rPr>
           <w:rFonts w:ascii="Times New Roman" w:hAnsi="Times New Roman" w:cs="Times New Roman"/>
+          <w:sz w:val="32"/>
+          <w:szCs w:val="32"/>
+        </w:rPr>
+      </w:pPr>
+      <w:r>
+        <w:rPr>
+          <w:rFonts w:ascii="Times New Roman" w:hAnsi="Times New Roman" w:cs="Times New Roman"/>
+          <w:sz w:val="32"/>
+          <w:szCs w:val="32"/>
+        </w:rPr>
+        <w:t>ii</w:t>
+      </w:r>
+      <w:r>
+        <w:rPr>
+          <w:rFonts w:ascii="Times New Roman" w:hAnsi="Times New Roman" w:cs="Times New Roman"/>
+          <w:sz w:val="32"/>
+          <w:szCs w:val="32"/>
+        </w:rPr>
+        <w:t>. parrot, marigold, tiger, students, fan</w:t>
+      </w:r>
+    </w:p>
+    <w:p>
+      <w:pPr>
+        <w:spacing w:after="0" w:line="240" w:lineRule="auto"/>
+        <w:rPr>
+          <w:rFonts w:ascii="Times New Roman" w:hAnsi="Times New Roman" w:cs="Times New Roman"/>
           <w:b/>
           <w:bCs/>
           <w:sz w:val="32"/>
           <w:szCs w:val="32"/>
         </w:rPr>
       </w:pPr>
+      <w:r>
+        <w:rPr>
+          <w:rFonts w:ascii="Times New Roman" w:hAnsi="Times New Roman" w:cs="Times New Roman"/>
+          <w:b/>
+          <w:bCs/>
+          <w:sz w:val="32"/>
+          <w:szCs w:val="32"/>
+        </w:rPr>
+        <w:t>b. Answer these question.</w:t>
+      </w:r>
+      <w:r>
+        <w:rPr>
+          <w:rFonts w:ascii="Times New Roman" w:hAnsi="Times New Roman" w:cs="Times New Roman"/>
+          <w:b/>
+          <w:bCs/>
+          <w:sz w:val="32"/>
+          <w:szCs w:val="32"/>
+        </w:rPr>
+        <w:tab/>
+      </w:r>
+      <w:r>
+        <w:rPr>
+          <w:rFonts w:ascii="Times New Roman" w:hAnsi="Times New Roman" w:cs="Times New Roman"/>
+          <w:b/>
+          <w:bCs/>
+          <w:sz w:val="32"/>
+          <w:szCs w:val="32"/>
+        </w:rPr>
+        <w:tab/>
+      </w:r>
+      <w:r>
+        <w:rPr>
+          <w:rFonts w:ascii="Times New Roman" w:hAnsi="Times New Roman" w:cs="Times New Roman"/>
+          <w:b/>
+          <w:bCs/>
+          <w:sz w:val="32"/>
+          <w:szCs w:val="32"/>
+        </w:rPr>
+        <w:tab/>
+      </w:r>
+      <w:r>
+        <w:rPr>
+          <w:rFonts w:ascii="Times New Roman" w:hAnsi="Times New Roman" w:cs="Times New Roman"/>
+          <w:b/>
+          <w:bCs/>
+          <w:sz w:val="32"/>
+          <w:szCs w:val="32"/>
+        </w:rPr>
+        <w:tab/>
+      </w:r>
+      <w:r>
+        <w:rPr>
+          <w:rFonts w:ascii="Times New Roman" w:hAnsi="Times New Roman" w:cs="Times New Roman"/>
+          <w:b/>
+          <w:bCs/>
+          <w:sz w:val="32"/>
+          <w:szCs w:val="32"/>
+        </w:rPr>
+        <w:tab/>
+      </w:r>
+      <w:r>
+        <w:rPr>
+          <w:rFonts w:ascii="Times New Roman" w:hAnsi="Times New Roman" w:cs="Times New Roman"/>
+          <w:b/>
+          <w:bCs/>
+          <w:sz w:val="32"/>
+          <w:szCs w:val="32"/>
+        </w:rPr>
+        <w:tab/>
+      </w:r>
+      <w:r>
+        <w:rPr>
+          <w:rFonts w:ascii="Times New Roman" w:hAnsi="Times New Roman" w:cs="Times New Roman"/>
+          <w:b/>
+          <w:bCs/>
+          <w:sz w:val="32"/>
+          <w:szCs w:val="32"/>
+        </w:rPr>
+        <w:tab/>
+      </w:r>
+      <w:r>
+        <w:rPr>
+          <w:rFonts w:ascii="Times New Roman" w:hAnsi="Times New Roman" w:cs="Times New Roman"/>
+          <w:b/>
+          <w:bCs/>
+          <w:sz w:val="32"/>
+          <w:szCs w:val="32"/>
+        </w:rPr>
+        <w:tab/>
+      </w:r>
+      <w:r>
+        <w:rPr>
+          <w:rFonts w:ascii="Times New Roman" w:hAnsi="Times New Roman" w:cs="Times New Roman"/>
+          <w:b/>
+          <w:bCs/>
+          <w:sz w:val="32"/>
+          <w:szCs w:val="32"/>
+        </w:rPr>
+        <w:tab/>
+      </w:r>
+      <w:r>
+        <w:rPr>
+          <w:rFonts w:ascii="Times New Roman" w:hAnsi="Times New Roman" w:cs="Times New Roman"/>
+          <w:b/>
+          <w:bCs/>
+          <w:sz w:val="32"/>
+          <w:szCs w:val="32"/>
+        </w:rPr>
+        <w:tab/>
+        <w:t>[2]</w:t>
+      </w:r>
+    </w:p>
+    <w:p>
+      <w:pPr>
+        <w:spacing w:after="0" w:line="360" w:lineRule="auto"/>
+        <w:rPr>
+          <w:rFonts w:ascii="Times New Roman" w:hAnsi="Times New Roman" w:cs="Times New Roman"/>
+          <w:sz w:val="32"/>
+          <w:szCs w:val="32"/>
+        </w:rPr>
+      </w:pPr>
+      <w:r>
+        <w:rPr>
+          <w:rFonts w:ascii="Times New Roman" w:hAnsi="Times New Roman" w:cs="Times New Roman"/>
+          <w:sz w:val="32"/>
+          <w:szCs w:val="32"/>
+        </w:rPr>
+        <w:t>i. Where did Androcles live?</w:t>
+      </w:r>
+    </w:p>
+    <w:p>
+      <w:pPr>
+        <w:spacing w:after="0" w:line="240" w:lineRule="auto"/>
+        <w:rPr>
+          <w:rFonts w:ascii="Times New Roman" w:hAnsi="Times New Roman" w:cs="Times New Roman"/>
+          <w:sz w:val="32"/>
+          <w:szCs w:val="32"/>
+        </w:rPr>
+      </w:pPr>
+      <w:r>
+        <w:rPr>
+          <w:rFonts w:ascii="Times New Roman" w:hAnsi="Times New Roman" w:cs="Times New Roman"/>
+          <w:sz w:val="32"/>
+          <w:szCs w:val="32"/>
+        </w:rPr>
+        <w:t>_________________________________________________________________</w:t>
+      </w:r>
+    </w:p>
+    <w:p>
+      <w:pPr>
+        <w:spacing w:after="0" w:line="240" w:lineRule="auto"/>
+        <w:rPr>
+          <w:rFonts w:ascii="Times New Roman" w:hAnsi="Times New Roman" w:cs="Times New Roman"/>
+          <w:b/>
+          <w:bCs/>
+          <w:sz w:val="32"/>
+          <w:szCs w:val="32"/>
+        </w:rPr>
+      </w:pPr>
+    </w:p>
+    <w:p>
+      <w:pPr>
+        <w:spacing w:after="0" w:line="360" w:lineRule="auto"/>
+        <w:rPr>
+          <w:rFonts w:ascii="Times New Roman" w:hAnsi="Times New Roman" w:cs="Times New Roman"/>
+          <w:b/>
+          <w:bCs/>
+          <w:sz w:val="32"/>
+          <w:szCs w:val="32"/>
+        </w:rPr>
+      </w:pPr>
+      <w:r>
+        <w:rPr>
+          <w:rFonts w:ascii="Times New Roman" w:hAnsi="Times New Roman" w:cs="Times New Roman"/>
+          <w:b/>
+          <w:bCs/>
+          <w:sz w:val="32"/>
+          <w:szCs w:val="32"/>
+        </w:rPr>
+        <w:t xml:space="preserve">c. </w:t>
+      </w:r>
+      <w:r>
+        <w:rPr>
+          <w:rFonts w:ascii="Times New Roman" w:hAnsi="Times New Roman" w:cs="Times New Roman"/>
+          <w:b/>
+          <w:bCs/>
+          <w:sz w:val="32"/>
+          <w:szCs w:val="32"/>
+        </w:rPr>
+        <w:t>F</w:t>
+      </w:r>
+      <w:r>
+        <w:rPr>
+          <w:rFonts w:ascii="Times New Roman" w:hAnsi="Times New Roman" w:cs="Times New Roman"/>
+          <w:b/>
+          <w:bCs/>
+          <w:sz w:val="32"/>
+          <w:szCs w:val="32"/>
+        </w:rPr>
+        <w:t>ill in the</w:t>
+      </w:r>
+      <w:r>
+        <w:rPr>
+          <w:rFonts w:ascii="Times New Roman" w:hAnsi="Times New Roman" w:cs="Times New Roman"/>
+          <w:b/>
+          <w:bCs/>
+          <w:sz w:val="32"/>
+          <w:szCs w:val="32"/>
+        </w:rPr>
+        <w:t xml:space="preserve"> blanks.</w:t>
+      </w:r>
+      <w:r>
+        <w:rPr>
+          <w:rFonts w:ascii="Times New Roman" w:hAnsi="Times New Roman" w:cs="Times New Roman"/>
+          <w:b/>
+          <w:bCs/>
+          <w:sz w:val="32"/>
+          <w:szCs w:val="32"/>
+        </w:rPr>
+        <w:tab/>
+      </w:r>
+      <w:r>
+        <w:rPr>
+          <w:rFonts w:ascii="Times New Roman" w:hAnsi="Times New Roman" w:cs="Times New Roman"/>
+          <w:b/>
+          <w:bCs/>
+          <w:sz w:val="32"/>
+          <w:szCs w:val="32"/>
+        </w:rPr>
+        <w:tab/>
+      </w:r>
+      <w:r>
+        <w:rPr>
+          <w:rFonts w:ascii="Times New Roman" w:hAnsi="Times New Roman" w:cs="Times New Roman"/>
+          <w:b/>
+          <w:bCs/>
+          <w:sz w:val="32"/>
+          <w:szCs w:val="32"/>
+        </w:rPr>
+        <w:tab/>
+      </w:r>
+      <w:r>
+        <w:rPr>
+          <w:rFonts w:ascii="Times New Roman" w:hAnsi="Times New Roman" w:cs="Times New Roman"/>
+          <w:b/>
+          <w:bCs/>
+          <w:sz w:val="32"/>
+          <w:szCs w:val="32"/>
+        </w:rPr>
+        <w:tab/>
+      </w:r>
+      <w:r>
+        <w:rPr>
+          <w:rFonts w:ascii="Times New Roman" w:hAnsi="Times New Roman" w:cs="Times New Roman"/>
+          <w:b/>
+          <w:bCs/>
+          <w:sz w:val="32"/>
+          <w:szCs w:val="32"/>
+        </w:rPr>
+        <w:tab/>
+      </w:r>
+      <w:r>
+        <w:rPr>
+          <w:rFonts w:ascii="Times New Roman" w:hAnsi="Times New Roman" w:cs="Times New Roman"/>
+          <w:b/>
+          <w:bCs/>
+          <w:sz w:val="32"/>
+          <w:szCs w:val="32"/>
+        </w:rPr>
+        <w:tab/>
+      </w:r>
+      <w:r>
+        <w:rPr>
+          <w:rFonts w:ascii="Times New Roman" w:hAnsi="Times New Roman" w:cs="Times New Roman"/>
+          <w:b/>
+          <w:bCs/>
+          <w:sz w:val="32"/>
+          <w:szCs w:val="32"/>
+        </w:rPr>
+        <w:tab/>
+      </w:r>
+      <w:r>
+        <w:rPr>
+          <w:rFonts w:ascii="Times New Roman" w:hAnsi="Times New Roman" w:cs="Times New Roman"/>
+          <w:b/>
+          <w:bCs/>
+          <w:sz w:val="32"/>
+          <w:szCs w:val="32"/>
+        </w:rPr>
+        <w:tab/>
+      </w:r>
+      <w:r>
+        <w:rPr>
+          <w:rFonts w:ascii="Times New Roman" w:hAnsi="Times New Roman" w:cs="Times New Roman"/>
+          <w:b/>
+          <w:bCs/>
+          <w:sz w:val="32"/>
+          <w:szCs w:val="32"/>
+        </w:rPr>
+        <w:tab/>
+      </w:r>
+      <w:r>
+        <w:rPr>
+          <w:rFonts w:ascii="Times New Roman" w:hAnsi="Times New Roman" w:cs="Times New Roman"/>
+          <w:b/>
+          <w:bCs/>
+          <w:sz w:val="32"/>
+          <w:szCs w:val="32"/>
+        </w:rPr>
+        <w:tab/>
+      </w:r>
+      <w:r>
+        <w:rPr>
+          <w:rFonts w:ascii="Times New Roman" w:hAnsi="Times New Roman" w:cs="Times New Roman"/>
+          <w:b/>
+          <w:bCs/>
+          <w:sz w:val="32"/>
+          <w:szCs w:val="32"/>
+        </w:rPr>
+        <w:tab/>
+        <w:t>[3]</w:t>
+      </w:r>
+    </w:p>
+    <w:p>
+      <w:pPr>
+        <w:spacing w:after="0" w:line="360" w:lineRule="auto"/>
+        <w:rPr>
+          <w:rFonts w:ascii="Times New Roman" w:hAnsi="Times New Roman" w:cs="Times New Roman"/>
+          <w:sz w:val="32"/>
+          <w:szCs w:val="32"/>
+        </w:rPr>
+      </w:pPr>
+      <w:r>
+        <w:rPr>
+          <w:rFonts w:ascii="Times New Roman" w:hAnsi="Times New Roman" w:cs="Times New Roman"/>
+          <w:sz w:val="32"/>
+          <w:szCs w:val="32"/>
+        </w:rPr>
+        <w:t>i. His cruel master made him _____________very hard.</w:t>
+      </w:r>
+    </w:p>
+    <w:p>
+      <w:pPr>
+        <w:spacing w:after="0" w:line="360" w:lineRule="auto"/>
+        <w:rPr>
+          <w:rFonts w:ascii="Times New Roman" w:hAnsi="Times New Roman" w:cs="Times New Roman"/>
+          <w:sz w:val="32"/>
+          <w:szCs w:val="32"/>
+        </w:rPr>
+      </w:pPr>
+      <w:r>
+        <w:rPr>
+          <w:rFonts w:ascii="Times New Roman" w:hAnsi="Times New Roman" w:cs="Times New Roman"/>
+          <w:sz w:val="32"/>
+          <w:szCs w:val="32"/>
+        </w:rPr>
+        <w:t xml:space="preserve">ii. It was groaning in </w:t>
+      </w:r>
+      <w:r>
+        <w:rPr>
+          <w:rFonts w:ascii="Times New Roman" w:hAnsi="Times New Roman" w:cs="Times New Roman"/>
+          <w:sz w:val="32"/>
+          <w:szCs w:val="32"/>
+        </w:rPr>
+        <w:t>_____________</w:t>
+      </w:r>
+      <w:r>
+        <w:rPr>
+          <w:rFonts w:ascii="Times New Roman" w:hAnsi="Times New Roman" w:cs="Times New Roman"/>
+          <w:sz w:val="32"/>
+          <w:szCs w:val="32"/>
+        </w:rPr>
+        <w:t xml:space="preserve"> .</w:t>
+      </w:r>
+    </w:p>
+    <w:p>
+      <w:pPr>
+        <w:spacing w:after="0" w:line="360" w:lineRule="auto"/>
+        <w:rPr>
+          <w:rFonts w:ascii="Times New Roman" w:hAnsi="Times New Roman" w:cs="Times New Roman"/>
+          <w:sz w:val="32"/>
+          <w:szCs w:val="32"/>
+        </w:rPr>
+      </w:pPr>
+      <w:r>
+        <w:rPr>
+          <w:rFonts w:ascii="Times New Roman" w:hAnsi="Times New Roman" w:cs="Times New Roman"/>
+          <w:sz w:val="32"/>
+          <w:szCs w:val="32"/>
+        </w:rPr>
+        <w:t xml:space="preserve">iii. He saw a big </w:t>
+      </w:r>
+      <w:r>
+        <w:rPr>
+          <w:rFonts w:ascii="Times New Roman" w:hAnsi="Times New Roman" w:cs="Times New Roman"/>
+          <w:sz w:val="32"/>
+          <w:szCs w:val="32"/>
+        </w:rPr>
+        <w:t>_____________</w:t>
+      </w:r>
+      <w:r>
+        <w:rPr>
+          <w:rFonts w:ascii="Times New Roman" w:hAnsi="Times New Roman" w:cs="Times New Roman"/>
+          <w:sz w:val="32"/>
+          <w:szCs w:val="32"/>
+        </w:rPr>
+        <w:t xml:space="preserve"> stuck in it’s swollen paw.</w:t>
+      </w:r>
     </w:p>
     <w:p>
       <w:pPr>
@@ -1114,6 +1607,30 @@
           <w:szCs w:val="32"/>
         </w:rPr>
       </w:pPr>
+    </w:p>
+    <w:p>
+      <w:pPr>
+        <w:spacing w:after="0" w:line="240" w:lineRule="auto"/>
+        <w:rPr>
+          <w:rFonts w:ascii="Times New Roman" w:hAnsi="Times New Roman" w:cs="Times New Roman"/>
+          <w:b/>
+          <w:bCs/>
+          <w:sz w:val="32"/>
+          <w:szCs w:val="32"/>
+        </w:rPr>
+      </w:pPr>
+    </w:p>
+    <w:p>
+      <w:pPr>
+        <w:spacing w:after="0" w:line="240" w:lineRule="auto"/>
+        <w:rPr>
+          <w:rFonts w:ascii="Times New Roman" w:hAnsi="Times New Roman" w:cs="Times New Roman"/>
+          <w:b/>
+          <w:bCs/>
+          <w:sz w:val="32"/>
+          <w:szCs w:val="32"/>
+        </w:rPr>
+      </w:pPr>
       <w:r>
         <w:rPr>
           <w:rFonts w:ascii="Times New Roman" w:hAnsi="Times New Roman" w:cs="Times New Roman"/>
@@ -1729,6 +2246,7 @@
           <w:sz w:val="32"/>
           <w:szCs w:val="32"/>
         </w:rPr>
+        <w:lastRenderedPageBreak/>
         <w:t>Example: Keep quiet or go out.</w:t>
       </w:r>
     </w:p>

--- a/Received/3/3, english II.docx
+++ b/Received/3/3, english II.docx
@@ -5,8 +5,9 @@
     <w:p>
       <w:pPr>
         <w:spacing w:after="0" w:line="240" w:lineRule="auto"/>
-        <w:rPr>
-          <w:rFonts w:ascii="Franklin Gothic Demi" w:hAnsi="Franklin Gothic Demi" w:cs="Times New Roman"/>
+        <w:jc w:val="center"/>
+        <w:rPr>
+          <w:rFonts w:ascii="Times New Roman" w:hAnsi="Times New Roman" w:cs="Times New Roman"/>
           <w:b/>
           <w:sz w:val="36"/>
           <w:szCs w:val="36"/>
@@ -19,16 +20,16 @@
         <mc:AlternateContent>
           <mc:Choice Requires="wps">
             <w:drawing>
-              <wp:anchor distT="45720" distB="45720" distL="114300" distR="114300" simplePos="0" relativeHeight="251661824" behindDoc="0" locked="0" layoutInCell="1" allowOverlap="1" wp14:anchorId="75934FC6" wp14:editId="2F686880">
+              <wp:anchor distT="45720" distB="45720" distL="114300" distR="114300" simplePos="0" relativeHeight="251664384" behindDoc="0" locked="0" layoutInCell="1" allowOverlap="1" wp14:anchorId="75934FC6" wp14:editId="1A21E7E6">
                 <wp:simplePos x="0" y="0"/>
                 <wp:positionH relativeFrom="column">
-                  <wp:posOffset>5831840</wp:posOffset>
+                  <wp:posOffset>5941340</wp:posOffset>
                 </wp:positionH>
                 <wp:positionV relativeFrom="paragraph">
-                  <wp:posOffset>-40005</wp:posOffset>
+                  <wp:posOffset>162648</wp:posOffset>
                 </wp:positionV>
-                <wp:extent cx="897255" cy="488950"/>
-                <wp:effectExtent l="0" t="0" r="0" b="3810"/>
+                <wp:extent cx="648586" cy="382772"/>
+                <wp:effectExtent l="0" t="0" r="0" b="0"/>
                 <wp:wrapNone/>
                 <wp:docPr id="1" name="Text Box 1"/>
                 <wp:cNvGraphicFramePr>
@@ -43,7 +44,7 @@
                       <wps:spPr bwMode="auto">
                         <a:xfrm>
                           <a:off x="0" y="0"/>
-                          <a:ext cx="896620" cy="495935"/>
+                          <a:ext cx="648586" cy="382772"/>
                         </a:xfrm>
                         <a:prstGeom prst="rect">
                           <a:avLst/>
@@ -83,7 +84,7 @@
                         </w:txbxContent>
                       </wps:txbx>
                       <wps:bodyPr rot="0" vertOverflow="clip" horzOverflow="clip" vert="horz" wrap="square" lIns="91440" tIns="45720" rIns="91440" bIns="45720" anchor="t" anchorCtr="0">
-                        <a:spAutoFit/>
+                        <a:noAutofit/>
                       </wps:bodyPr>
                     </wps:wsp>
                   </a:graphicData>
@@ -92,7 +93,7 @@
                   <wp14:pctWidth>0</wp14:pctWidth>
                 </wp14:sizeRelH>
                 <wp14:sizeRelV relativeFrom="margin">
-                  <wp14:pctHeight>20000</wp14:pctHeight>
+                  <wp14:pctHeight>0</wp14:pctHeight>
                 </wp14:sizeRelV>
               </wp:anchor>
             </w:drawing>
@@ -103,8 +104,8 @@
                 <v:stroke joinstyle="miter"/>
                 <v:path gradientshapeok="t" o:connecttype="rect"/>
               </v:shapetype>
-              <v:shape id="Text Box 1" o:spid="_x0000_s1026" type="#_x0000_t202" style="position:absolute;margin-left:459.2pt;margin-top:-3.15pt;width:70.65pt;height:38.5pt;z-index:251661824;visibility:visible;mso-wrap-style:square;mso-width-percent:0;mso-height-percent:200;mso-wrap-distance-left:9pt;mso-wrap-distance-top:3.6pt;mso-wrap-distance-right:9pt;mso-wrap-distance-bottom:3.6pt;mso-position-horizontal:absolute;mso-position-horizontal-relative:text;mso-position-vertical:absolute;mso-position-vertical-relative:text;mso-width-percent:0;mso-height-percent:200;mso-width-relative:margin;mso-height-relative:margin;v-text-anchor:top" o:gfxdata="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" filled="f" stroked="f">
-                <v:textbox style="mso-fit-shape-to-text:t">
+              <v:shape id="Text Box 1" o:spid="_x0000_s1026" type="#_x0000_t202" style="position:absolute;left:0;text-align:left;margin-left:467.8pt;margin-top:12.8pt;width:51.05pt;height:30.15pt;z-index:251664384;visibility:visible;mso-wrap-style:square;mso-width-percent:0;mso-height-percent:0;mso-wrap-distance-left:9pt;mso-wrap-distance-top:3.6pt;mso-wrap-distance-right:9pt;mso-wrap-distance-bottom:3.6pt;mso-position-horizontal:absolute;mso-position-horizontal-relative:text;mso-position-vertical:absolute;mso-position-vertical-relative:text;mso-width-percent:0;mso-height-percent:0;mso-width-relative:margin;mso-height-relative:margin;v-text-anchor:top" o:gfxdata="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" filled="f" stroked="f">
+                <v:textbox>
                   <w:txbxContent>
                     <w:p>
                       <w:r>
@@ -135,7 +136,6 @@
           </mc:Fallback>
         </mc:AlternateContent>
       </w:r>
-      <w:bookmarkStart w:id="0" w:name="_Hlk138315100"/>
       <w:r>
         <w:rPr>
           <w:noProof/>
@@ -143,16 +143,16 @@
         <mc:AlternateContent>
           <mc:Choice Requires="wps">
             <w:drawing>
-              <wp:anchor distT="0" distB="0" distL="114300" distR="114300" simplePos="0" relativeHeight="251655680" behindDoc="0" locked="0" layoutInCell="1" allowOverlap="1" wp14:anchorId="537DBCDB" wp14:editId="19C30CE8">
+              <wp:anchor distT="0" distB="0" distL="114300" distR="114300" simplePos="0" relativeHeight="251654144" behindDoc="0" locked="0" layoutInCell="1" allowOverlap="1" wp14:anchorId="537DBCDB" wp14:editId="7CE87B7D">
                 <wp:simplePos x="0" y="0"/>
                 <wp:positionH relativeFrom="margin">
                   <wp:posOffset>0</wp:posOffset>
                 </wp:positionH>
                 <wp:positionV relativeFrom="paragraph">
-                  <wp:posOffset>8255</wp:posOffset>
+                  <wp:posOffset>192775</wp:posOffset>
                 </wp:positionV>
-                <wp:extent cx="479425" cy="584835"/>
-                <wp:effectExtent l="0" t="0" r="0" b="5715"/>
+                <wp:extent cx="641445" cy="687193"/>
+                <wp:effectExtent l="0" t="0" r="6350" b="0"/>
                 <wp:wrapNone/>
                 <wp:docPr id="25" name="Rectangle 25"/>
                 <wp:cNvGraphicFramePr>
@@ -167,7 +167,7 @@
                       <wps:spPr bwMode="auto">
                         <a:xfrm>
                           <a:off x="0" y="0"/>
-                          <a:ext cx="479425" cy="584200"/>
+                          <a:ext cx="641445" cy="687193"/>
                         </a:xfrm>
                         <a:prstGeom prst="rect">
                           <a:avLst/>
@@ -212,7 +212,7 @@
           </mc:Choice>
           <mc:Fallback>
             <w:pict>
-              <v:rect w14:anchorId="70CDC80D" id="Rectangle 25" o:spid="_x0000_s1026" style="position:absolute;margin-left:0;margin-top:.65pt;width:37.75pt;height:46.05pt;z-index:251655680;visibility:visible;mso-wrap-style:square;mso-width-percent:0;mso-height-percent:0;mso-wrap-distance-left:9pt;mso-wrap-distance-top:0;mso-wrap-distance-right:9pt;mso-wrap-distance-bottom:0;mso-position-horizontal:absolute;mso-position-horizontal-relative:margin;mso-position-vertical:absolute;mso-position-vertical-relative:text;mso-width-percent:0;mso-height-percent:0;mso-width-relative:margin;mso-height-relative:margin;v-text-anchor:middle" o:gfxdata="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" stroked="f" strokeweight="2pt">
+              <v:rect w14:anchorId="357D7CE1" id="Rectangle 25" o:spid="_x0000_s1026" style="position:absolute;margin-left:0;margin-top:15.2pt;width:50.5pt;height:54.1pt;z-index:251654144;visibility:visible;mso-wrap-style:square;mso-width-percent:0;mso-height-percent:0;mso-wrap-distance-left:9pt;mso-wrap-distance-top:0;mso-wrap-distance-right:9pt;mso-wrap-distance-bottom:0;mso-position-horizontal:absolute;mso-position-horizontal-relative:margin;mso-position-vertical:absolute;mso-position-vertical-relative:text;mso-width-percent:0;mso-height-percent:0;mso-width-relative:margin;mso-height-relative:margin;v-text-anchor:middle" o:gfxdata="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" stroked="f" strokeweight="2pt">
                 <v:fill r:id="rId7" o:title="" recolor="t" rotate="t" type="frame"/>
                 <w10:wrap anchorx="margin"/>
               </v:rect>
@@ -220,24 +220,19 @@
           </mc:Fallback>
         </mc:AlternateContent>
       </w:r>
-      <w:r>
-        <w:rPr>
-          <w:rFonts w:ascii="Times New Roman" w:hAnsi="Times New Roman" w:cs="Times New Roman"/>
+      <w:bookmarkStart w:id="0" w:name="_Hlk138315100"/>
+    </w:p>
+    <w:p>
+      <w:pPr>
+        <w:spacing w:after="0" w:line="240" w:lineRule="auto"/>
+        <w:jc w:val="center"/>
+        <w:rPr>
+          <w:rFonts w:ascii="Franklin Gothic Demi" w:hAnsi="Franklin Gothic Demi" w:cs="Times New Roman"/>
           <w:b/>
           <w:sz w:val="36"/>
           <w:szCs w:val="36"/>
         </w:rPr>
-        <w:t xml:space="preserve">                            </w:t>
-      </w:r>
-      <w:r>
-        <w:rPr>
-          <w:rFonts w:ascii="Times New Roman" w:hAnsi="Times New Roman" w:cs="Times New Roman"/>
-          <w:b/>
-          <w:sz w:val="36"/>
-          <w:szCs w:val="36"/>
-        </w:rPr>
-        <w:tab/>
-      </w:r>
+      </w:pPr>
       <w:r>
         <w:rPr>
           <w:rFonts w:ascii="Franklin Gothic Demi" w:hAnsi="Franklin Gothic Demi" w:cs="Times New Roman"/>
@@ -517,7 +512,7 @@
               <mc:AlternateContent>
                 <mc:Choice Requires="wps">
                   <w:drawing>
-                    <wp:anchor distT="0" distB="0" distL="114300" distR="114300" simplePos="0" relativeHeight="251659776" behindDoc="0" locked="0" layoutInCell="1" allowOverlap="1" wp14:anchorId="6AD2D09C" wp14:editId="3499D095">
+                    <wp:anchor distT="0" distB="0" distL="114300" distR="114300" simplePos="0" relativeHeight="251659264" behindDoc="0" locked="0" layoutInCell="1" allowOverlap="1" wp14:anchorId="6AD2D09C" wp14:editId="3499D095">
                       <wp:simplePos x="0" y="0"/>
                       <wp:positionH relativeFrom="column">
                         <wp:posOffset>5427345</wp:posOffset>
@@ -586,7 +581,7 @@
                 </mc:Choice>
                 <mc:Fallback>
                   <w:pict>
-                    <v:rect w14:anchorId="45A160ED" id="Rectangle 8" o:spid="_x0000_s1026" style="position:absolute;margin-left:427.35pt;margin-top:8.15pt;width:86.25pt;height:34.35pt;z-index:251659776;visibility:visible;mso-wrap-style:square;mso-width-percent:0;mso-height-percent:0;mso-wrap-distance-left:9pt;mso-wrap-distance-top:0;mso-wrap-distance-right:9pt;mso-wrap-distance-bottom:0;mso-position-horizontal:absolute;mso-position-horizontal-relative:text;mso-position-vertical:absolute;mso-position-vertical-relative:text;mso-width-percent:0;mso-height-percent:0;mso-width-relative:page;mso-height-relative:margin;v-text-anchor:middle" o:gfxdata="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" fillcolor="white [3201]" strokecolor="black [3213]" strokeweight="2.25pt">
+                    <v:rect w14:anchorId="5A78B7CA" id="Rectangle 8" o:spid="_x0000_s1026" style="position:absolute;margin-left:427.35pt;margin-top:8.15pt;width:86.25pt;height:34.35pt;z-index:251659264;visibility:visible;mso-wrap-style:square;mso-width-percent:0;mso-height-percent:0;mso-wrap-distance-left:9pt;mso-wrap-distance-top:0;mso-wrap-distance-right:9pt;mso-wrap-distance-bottom:0;mso-position-horizontal:absolute;mso-position-horizontal-relative:text;mso-position-vertical:absolute;mso-position-vertical-relative:text;mso-width-percent:0;mso-height-percent:0;mso-width-relative:page;mso-height-relative:margin;v-text-anchor:middle" o:gfxdata="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" fillcolor="white [3201]" strokecolor="black [3213]" strokeweight="2.25pt">
                       <v:path arrowok="t"/>
                     </v:rect>
                   </w:pict>
@@ -768,19 +763,144 @@
         </w:rPr>
         <w:t>1. Reading Passage</w:t>
       </w:r>
+      <w:r>
+        <w:rPr>
+          <w:rFonts w:ascii="Times New Roman" w:hAnsi="Times New Roman" w:cs="Times New Roman"/>
+          <w:b/>
+          <w:bCs/>
+          <w:sz w:val="32"/>
+          <w:szCs w:val="32"/>
+        </w:rPr>
+        <w:t>.</w:t>
+      </w:r>
+      <w:r>
+        <w:rPr>
+          <w:rFonts w:ascii="Times New Roman" w:hAnsi="Times New Roman" w:cs="Times New Roman"/>
+          <w:b/>
+          <w:bCs/>
+          <w:sz w:val="32"/>
+          <w:szCs w:val="32"/>
+        </w:rPr>
+        <w:tab/>
+      </w:r>
+      <w:r>
+        <w:rPr>
+          <w:rFonts w:ascii="Times New Roman" w:hAnsi="Times New Roman" w:cs="Times New Roman"/>
+          <w:b/>
+          <w:bCs/>
+          <w:sz w:val="32"/>
+          <w:szCs w:val="32"/>
+        </w:rPr>
+        <w:tab/>
+      </w:r>
+      <w:r>
+        <w:rPr>
+          <w:rFonts w:ascii="Times New Roman" w:hAnsi="Times New Roman" w:cs="Times New Roman"/>
+          <w:b/>
+          <w:bCs/>
+          <w:sz w:val="32"/>
+          <w:szCs w:val="32"/>
+        </w:rPr>
+        <w:tab/>
+      </w:r>
+      <w:r>
+        <w:rPr>
+          <w:rFonts w:ascii="Times New Roman" w:hAnsi="Times New Roman" w:cs="Times New Roman"/>
+          <w:b/>
+          <w:bCs/>
+          <w:sz w:val="32"/>
+          <w:szCs w:val="32"/>
+        </w:rPr>
+        <w:tab/>
+      </w:r>
+      <w:r>
+        <w:rPr>
+          <w:rFonts w:ascii="Times New Roman" w:hAnsi="Times New Roman" w:cs="Times New Roman"/>
+          <w:b/>
+          <w:bCs/>
+          <w:sz w:val="32"/>
+          <w:szCs w:val="32"/>
+        </w:rPr>
+        <w:tab/>
+      </w:r>
+      <w:r>
+        <w:rPr>
+          <w:rFonts w:ascii="Times New Roman" w:hAnsi="Times New Roman" w:cs="Times New Roman"/>
+          <w:b/>
+          <w:bCs/>
+          <w:sz w:val="32"/>
+          <w:szCs w:val="32"/>
+        </w:rPr>
+        <w:tab/>
+      </w:r>
+      <w:r>
+        <w:rPr>
+          <w:rFonts w:ascii="Times New Roman" w:hAnsi="Times New Roman" w:cs="Times New Roman"/>
+          <w:b/>
+          <w:bCs/>
+          <w:sz w:val="32"/>
+          <w:szCs w:val="32"/>
+        </w:rPr>
+        <w:tab/>
+      </w:r>
+      <w:r>
+        <w:rPr>
+          <w:rFonts w:ascii="Times New Roman" w:hAnsi="Times New Roman" w:cs="Times New Roman"/>
+          <w:b/>
+          <w:bCs/>
+          <w:sz w:val="32"/>
+          <w:szCs w:val="32"/>
+        </w:rPr>
+        <w:tab/>
+      </w:r>
+      <w:r>
+        <w:rPr>
+          <w:rFonts w:ascii="Times New Roman" w:hAnsi="Times New Roman" w:cs="Times New Roman"/>
+          <w:b/>
+          <w:bCs/>
+          <w:sz w:val="32"/>
+          <w:szCs w:val="32"/>
+        </w:rPr>
+        <w:tab/>
+      </w:r>
+      <w:r>
+        <w:rPr>
+          <w:rFonts w:ascii="Times New Roman" w:hAnsi="Times New Roman" w:cs="Times New Roman"/>
+          <w:b/>
+          <w:bCs/>
+          <w:sz w:val="32"/>
+          <w:szCs w:val="32"/>
+        </w:rPr>
+        <w:tab/>
+      </w:r>
+      <w:r>
+        <w:rPr>
+          <w:rFonts w:ascii="Times New Roman" w:hAnsi="Times New Roman" w:cs="Times New Roman"/>
+          <w:b/>
+          <w:bCs/>
+          <w:sz w:val="32"/>
+          <w:szCs w:val="32"/>
+        </w:rPr>
+        <w:tab/>
+        <w:t>[5]</w:t>
+      </w:r>
     </w:p>
     <w:p>
       <w:pPr>
         <w:spacing w:after="0" w:line="240" w:lineRule="auto"/>
         <w:rPr>
           <w:rFonts w:ascii="Times New Roman" w:hAnsi="Times New Roman" w:cs="Times New Roman"/>
-          <w:sz w:val="32"/>
-          <w:szCs w:val="32"/>
-        </w:rPr>
-      </w:pPr>
-      <w:r>
-        <w:rPr>
-          <w:rFonts w:ascii="Times New Roman" w:hAnsi="Times New Roman" w:cs="Times New Roman"/>
+          <w:b/>
+          <w:bCs/>
+          <w:sz w:val="32"/>
+          <w:szCs w:val="32"/>
+        </w:rPr>
+      </w:pPr>
+      <w:r>
+        <w:rPr>
+          <w:rFonts w:ascii="Times New Roman" w:hAnsi="Times New Roman" w:cs="Times New Roman"/>
+          <w:b/>
+          <w:bCs/>
           <w:sz w:val="32"/>
           <w:szCs w:val="32"/>
         </w:rPr>
@@ -891,6 +1011,25 @@
           <w:szCs w:val="32"/>
         </w:rPr>
         <w:tab/>
+      </w:r>
+      <w:r>
+        <w:rPr>
+          <w:rFonts w:ascii="Times New Roman" w:hAnsi="Times New Roman" w:cs="Times New Roman"/>
+          <w:b/>
+          <w:bCs/>
+          <w:sz w:val="32"/>
+          <w:szCs w:val="32"/>
+        </w:rPr>
+        <w:t xml:space="preserve">      </w:t>
+      </w:r>
+      <w:r>
+        <w:rPr>
+          <w:rFonts w:ascii="Times New Roman" w:hAnsi="Times New Roman" w:cs="Times New Roman"/>
+          <w:b/>
+          <w:bCs/>
+          <w:sz w:val="32"/>
+          <w:szCs w:val="32"/>
+        </w:rPr>
         <w:t>[4×0.5=2]</w:t>
       </w:r>
     </w:p>
@@ -1102,7 +1241,15 @@
           <w:sz w:val="32"/>
           <w:szCs w:val="32"/>
         </w:rPr>
-        <w:t>_________________________________________________________________</w:t>
+        <w:t>____________________________________________________</w:t>
+      </w:r>
+      <w:r>
+        <w:rPr>
+          <w:rFonts w:ascii="Times New Roman" w:hAnsi="Times New Roman" w:cs="Times New Roman"/>
+          <w:sz w:val="32"/>
+          <w:szCs w:val="32"/>
+        </w:rPr>
+        <w:t>____________</w:t>
       </w:r>
     </w:p>
     <w:p>
@@ -1119,7 +1266,7 @@
     </w:p>
     <w:p>
       <w:pPr>
-        <w:spacing w:after="0" w:line="360" w:lineRule="auto"/>
+        <w:spacing w:after="0" w:line="240" w:lineRule="auto"/>
         <w:rPr>
           <w:rFonts w:ascii="Times New Roman" w:hAnsi="Times New Roman" w:cs="Times New Roman"/>
           <w:b/>
@@ -1313,23 +1460,7 @@
           <w:sz w:val="32"/>
           <w:szCs w:val="32"/>
         </w:rPr>
-        <w:t xml:space="preserve">ii. It was groaning in </w:t>
-      </w:r>
-      <w:r>
-        <w:rPr>
-          <w:rFonts w:ascii="Times New Roman" w:hAnsi="Times New Roman" w:cs="Times New Roman"/>
-          <w:sz w:val="32"/>
-          <w:szCs w:val="32"/>
-        </w:rPr>
-        <w:t>_____________</w:t>
-      </w:r>
-      <w:r>
-        <w:rPr>
-          <w:rFonts w:ascii="Times New Roman" w:hAnsi="Times New Roman" w:cs="Times New Roman"/>
-          <w:sz w:val="32"/>
-          <w:szCs w:val="32"/>
-        </w:rPr>
-        <w:t xml:space="preserve"> .</w:t>
+        <w:t>ii. It was groaning in _____________ .</w:t>
       </w:r>
     </w:p>
     <w:p>
@@ -1347,23 +1478,7 @@
           <w:sz w:val="32"/>
           <w:szCs w:val="32"/>
         </w:rPr>
-        <w:t xml:space="preserve">iii. He saw a big </w:t>
-      </w:r>
-      <w:r>
-        <w:rPr>
-          <w:rFonts w:ascii="Times New Roman" w:hAnsi="Times New Roman" w:cs="Times New Roman"/>
-          <w:sz w:val="32"/>
-          <w:szCs w:val="32"/>
-        </w:rPr>
-        <w:t>_____________</w:t>
-      </w:r>
-      <w:r>
-        <w:rPr>
-          <w:rFonts w:ascii="Times New Roman" w:hAnsi="Times New Roman" w:cs="Times New Roman"/>
-          <w:sz w:val="32"/>
-          <w:szCs w:val="32"/>
-        </w:rPr>
-        <w:t xml:space="preserve"> stuck in it’s swollen paw.</w:t>
+        <w:t>iii. He saw a big _____________ stuck in it’s swollen paw.</w:t>
       </w:r>
     </w:p>
     <w:p>
@@ -1385,7 +1500,68 @@
           <w:sz w:val="32"/>
           <w:szCs w:val="32"/>
         </w:rPr>
-        <w:t>3. Change the gender of the following nouns:</w:t>
+        <w:t>3. Change the gender of the following nouns</w:t>
+      </w:r>
+      <w:r>
+        <w:rPr>
+          <w:rFonts w:ascii="Times New Roman" w:hAnsi="Times New Roman" w:cs="Times New Roman"/>
+          <w:b/>
+          <w:bCs/>
+          <w:sz w:val="32"/>
+          <w:szCs w:val="32"/>
+        </w:rPr>
+        <w:t>.</w:t>
+      </w:r>
+      <w:r>
+        <w:rPr>
+          <w:rFonts w:ascii="Times New Roman" w:hAnsi="Times New Roman" w:cs="Times New Roman"/>
+          <w:b/>
+          <w:bCs/>
+          <w:sz w:val="32"/>
+          <w:szCs w:val="32"/>
+        </w:rPr>
+        <w:tab/>
+      </w:r>
+      <w:r>
+        <w:rPr>
+          <w:rFonts w:ascii="Times New Roman" w:hAnsi="Times New Roman" w:cs="Times New Roman"/>
+          <w:b/>
+          <w:bCs/>
+          <w:sz w:val="32"/>
+          <w:szCs w:val="32"/>
+        </w:rPr>
+        <w:tab/>
+      </w:r>
+      <w:r>
+        <w:rPr>
+          <w:rFonts w:ascii="Times New Roman" w:hAnsi="Times New Roman" w:cs="Times New Roman"/>
+          <w:b/>
+          <w:bCs/>
+          <w:sz w:val="32"/>
+          <w:szCs w:val="32"/>
+        </w:rPr>
+        <w:tab/>
+      </w:r>
+      <w:r>
+        <w:rPr>
+          <w:rFonts w:ascii="Times New Roman" w:hAnsi="Times New Roman" w:cs="Times New Roman"/>
+          <w:b/>
+          <w:bCs/>
+          <w:sz w:val="32"/>
+          <w:szCs w:val="32"/>
+        </w:rPr>
+        <w:tab/>
+        <w:t xml:space="preserve">      </w:t>
+      </w:r>
+      <w:r>
+        <w:rPr>
+          <w:rFonts w:ascii="Times New Roman" w:hAnsi="Times New Roman" w:cs="Times New Roman"/>
+          <w:b/>
+          <w:bCs/>
+          <w:sz w:val="32"/>
+          <w:szCs w:val="32"/>
+        </w:rPr>
+        <w:t>[4×0.5=2]</w:t>
       </w:r>
     </w:p>
     <w:p>
@@ -1509,7 +1685,58 @@
           <w:sz w:val="32"/>
           <w:szCs w:val="32"/>
         </w:rPr>
-        <w:t>4. Choose the correct adjective from the brackets:</w:t>
+        <w:t>4. Choose the correct adjective from the brackets</w:t>
+      </w:r>
+      <w:r>
+        <w:rPr>
+          <w:rFonts w:ascii="Times New Roman" w:hAnsi="Times New Roman" w:cs="Times New Roman"/>
+          <w:b/>
+          <w:bCs/>
+          <w:sz w:val="32"/>
+          <w:szCs w:val="32"/>
+        </w:rPr>
+        <w:t>.</w:t>
+      </w:r>
+      <w:r>
+        <w:rPr>
+          <w:rFonts w:ascii="Times New Roman" w:hAnsi="Times New Roman" w:cs="Times New Roman"/>
+          <w:b/>
+          <w:bCs/>
+          <w:sz w:val="32"/>
+          <w:szCs w:val="32"/>
+        </w:rPr>
+        <w:tab/>
+      </w:r>
+      <w:r>
+        <w:rPr>
+          <w:rFonts w:ascii="Times New Roman" w:hAnsi="Times New Roman" w:cs="Times New Roman"/>
+          <w:b/>
+          <w:bCs/>
+          <w:sz w:val="32"/>
+          <w:szCs w:val="32"/>
+        </w:rPr>
+        <w:tab/>
+      </w:r>
+      <w:r>
+        <w:rPr>
+          <w:rFonts w:ascii="Times New Roman" w:hAnsi="Times New Roman" w:cs="Times New Roman"/>
+          <w:b/>
+          <w:bCs/>
+          <w:sz w:val="32"/>
+          <w:szCs w:val="32"/>
+        </w:rPr>
+        <w:tab/>
+        <w:t xml:space="preserve">      </w:t>
+      </w:r>
+      <w:r>
+        <w:rPr>
+          <w:rFonts w:ascii="Times New Roman" w:hAnsi="Times New Roman" w:cs="Times New Roman"/>
+          <w:b/>
+          <w:bCs/>
+          <w:sz w:val="32"/>
+          <w:szCs w:val="32"/>
+        </w:rPr>
+        <w:t>[4×0.5=2]</w:t>
       </w:r>
     </w:p>
     <w:p>
@@ -1619,48 +1846,115 @@
           <w:szCs w:val="32"/>
         </w:rPr>
       </w:pPr>
+      <w:r>
+        <w:rPr>
+          <w:rFonts w:ascii="Times New Roman" w:hAnsi="Times New Roman" w:cs="Times New Roman"/>
+          <w:b/>
+          <w:bCs/>
+          <w:sz w:val="32"/>
+          <w:szCs w:val="32"/>
+        </w:rPr>
+        <w:t>5. Change these verbs into v</w:t>
+      </w:r>
+      <w:r>
+        <w:rPr>
+          <w:rFonts w:ascii="Times New Roman" w:hAnsi="Times New Roman" w:cs="Times New Roman"/>
+          <w:b/>
+          <w:bCs/>
+          <w:sz w:val="32"/>
+          <w:szCs w:val="32"/>
+          <w:vertAlign w:val="superscript"/>
+        </w:rPr>
+        <w:t>5</w:t>
+      </w:r>
+      <w:r>
+        <w:rPr>
+          <w:rFonts w:ascii="Times New Roman" w:hAnsi="Times New Roman" w:cs="Times New Roman"/>
+          <w:b/>
+          <w:bCs/>
+          <w:sz w:val="32"/>
+          <w:szCs w:val="32"/>
+        </w:rPr>
+        <w:t xml:space="preserve"> (singular) forms</w:t>
+      </w:r>
+      <w:r>
+        <w:rPr>
+          <w:rFonts w:ascii="Times New Roman" w:hAnsi="Times New Roman" w:cs="Times New Roman"/>
+          <w:b/>
+          <w:bCs/>
+          <w:sz w:val="32"/>
+          <w:szCs w:val="32"/>
+        </w:rPr>
+        <w:t>.</w:t>
+      </w:r>
+      <w:r>
+        <w:rPr>
+          <w:rFonts w:ascii="Times New Roman" w:hAnsi="Times New Roman" w:cs="Times New Roman"/>
+          <w:b/>
+          <w:bCs/>
+          <w:sz w:val="32"/>
+          <w:szCs w:val="32"/>
+        </w:rPr>
+        <w:tab/>
+      </w:r>
+      <w:r>
+        <w:rPr>
+          <w:rFonts w:ascii="Times New Roman" w:hAnsi="Times New Roman" w:cs="Times New Roman"/>
+          <w:b/>
+          <w:bCs/>
+          <w:sz w:val="32"/>
+          <w:szCs w:val="32"/>
+        </w:rPr>
+        <w:tab/>
+      </w:r>
+      <w:r>
+        <w:rPr>
+          <w:rFonts w:ascii="Times New Roman" w:hAnsi="Times New Roman" w:cs="Times New Roman"/>
+          <w:b/>
+          <w:bCs/>
+          <w:sz w:val="32"/>
+          <w:szCs w:val="32"/>
+        </w:rPr>
+        <w:tab/>
+      </w:r>
+      <w:r>
+        <w:rPr>
+          <w:rFonts w:ascii="Times New Roman" w:hAnsi="Times New Roman" w:cs="Times New Roman"/>
+          <w:b/>
+          <w:bCs/>
+          <w:sz w:val="32"/>
+          <w:szCs w:val="32"/>
+        </w:rPr>
+        <w:tab/>
+        <w:t xml:space="preserve">      </w:t>
+      </w:r>
+      <w:r>
+        <w:rPr>
+          <w:rFonts w:ascii="Times New Roman" w:hAnsi="Times New Roman" w:cs="Times New Roman"/>
+          <w:b/>
+          <w:bCs/>
+          <w:sz w:val="32"/>
+          <w:szCs w:val="32"/>
+        </w:rPr>
+        <w:t>[4×0.5=2]</w:t>
+      </w:r>
     </w:p>
     <w:p>
       <w:pPr>
-        <w:spacing w:after="0" w:line="240" w:lineRule="auto"/>
-        <w:rPr>
-          <w:rFonts w:ascii="Times New Roman" w:hAnsi="Times New Roman" w:cs="Times New Roman"/>
-          <w:b/>
-          <w:bCs/>
-          <w:sz w:val="32"/>
-          <w:szCs w:val="32"/>
-        </w:rPr>
-      </w:pPr>
-      <w:r>
-        <w:rPr>
-          <w:rFonts w:ascii="Times New Roman" w:hAnsi="Times New Roman" w:cs="Times New Roman"/>
-          <w:b/>
-          <w:bCs/>
-          <w:sz w:val="32"/>
-          <w:szCs w:val="32"/>
-        </w:rPr>
-        <w:t>5. Change these verbs into v</w:t>
-      </w:r>
-      <w:r>
-        <w:rPr>
-          <w:rFonts w:ascii="Times New Roman" w:hAnsi="Times New Roman" w:cs="Times New Roman"/>
-          <w:b/>
-          <w:bCs/>
-          <w:sz w:val="32"/>
-          <w:szCs w:val="32"/>
-          <w:vertAlign w:val="superscript"/>
-        </w:rPr>
-        <w:t>5</w:t>
-      </w:r>
-      <w:r>
-        <w:rPr>
-          <w:rFonts w:ascii="Times New Roman" w:hAnsi="Times New Roman" w:cs="Times New Roman"/>
-          <w:b/>
-          <w:bCs/>
-          <w:sz w:val="32"/>
-          <w:szCs w:val="32"/>
-        </w:rPr>
-        <w:t xml:space="preserve"> (singular) forms:</w:t>
+        <w:spacing w:after="0" w:line="360" w:lineRule="auto"/>
+        <w:rPr>
+          <w:rFonts w:ascii="Times New Roman" w:hAnsi="Times New Roman" w:cs="Times New Roman"/>
+          <w:sz w:val="32"/>
+          <w:szCs w:val="32"/>
+        </w:rPr>
+      </w:pPr>
+      <w:r>
+        <w:rPr>
+          <w:rFonts w:ascii="Times New Roman" w:hAnsi="Times New Roman" w:cs="Times New Roman"/>
+          <w:sz w:val="32"/>
+          <w:szCs w:val="32"/>
+        </w:rPr>
+        <w:t>Example: go — goes</w:t>
       </w:r>
     </w:p>
     <w:p>
@@ -1678,7 +1972,31 @@
           <w:sz w:val="32"/>
           <w:szCs w:val="32"/>
         </w:rPr>
-        <w:t>Example: go — goes</w:t>
+        <w:t>a. brush — __________</w:t>
+      </w:r>
+      <w:r>
+        <w:rPr>
+          <w:rFonts w:ascii="Times New Roman" w:hAnsi="Times New Roman" w:cs="Times New Roman"/>
+          <w:sz w:val="32"/>
+          <w:szCs w:val="32"/>
+        </w:rPr>
+        <w:tab/>
+      </w:r>
+      <w:r>
+        <w:rPr>
+          <w:rFonts w:ascii="Times New Roman" w:hAnsi="Times New Roman" w:cs="Times New Roman"/>
+          <w:sz w:val="32"/>
+          <w:szCs w:val="32"/>
+        </w:rPr>
+        <w:tab/>
+      </w:r>
+      <w:r>
+        <w:rPr>
+          <w:rFonts w:ascii="Times New Roman" w:hAnsi="Times New Roman" w:cs="Times New Roman"/>
+          <w:sz w:val="32"/>
+          <w:szCs w:val="32"/>
+        </w:rPr>
+        <w:t>b. play — __________</w:t>
       </w:r>
     </w:p>
     <w:p>
@@ -1696,7 +2014,7 @@
           <w:sz w:val="32"/>
           <w:szCs w:val="32"/>
         </w:rPr>
-        <w:t>a. brush — __________</w:t>
+        <w:t>c. help — __________</w:t>
       </w:r>
       <w:r>
         <w:rPr>
@@ -1720,81 +2038,258 @@
           <w:sz w:val="32"/>
           <w:szCs w:val="32"/>
         </w:rPr>
-        <w:t>b. play — __________</w:t>
+        <w:t>d. do — __________</w:t>
       </w:r>
     </w:p>
     <w:p>
       <w:pPr>
-        <w:spacing w:after="0" w:line="360" w:lineRule="auto"/>
-        <w:rPr>
-          <w:rFonts w:ascii="Times New Roman" w:hAnsi="Times New Roman" w:cs="Times New Roman"/>
-          <w:sz w:val="32"/>
-          <w:szCs w:val="32"/>
-        </w:rPr>
-      </w:pPr>
-      <w:r>
-        <w:rPr>
-          <w:rFonts w:ascii="Times New Roman" w:hAnsi="Times New Roman" w:cs="Times New Roman"/>
-          <w:sz w:val="32"/>
-          <w:szCs w:val="32"/>
-        </w:rPr>
-        <w:t>c. help — __________</w:t>
-      </w:r>
-      <w:r>
-        <w:rPr>
-          <w:rFonts w:ascii="Times New Roman" w:hAnsi="Times New Roman" w:cs="Times New Roman"/>
-          <w:sz w:val="32"/>
-          <w:szCs w:val="32"/>
-        </w:rPr>
-        <w:tab/>
-      </w:r>
-      <w:r>
-        <w:rPr>
-          <w:rFonts w:ascii="Times New Roman" w:hAnsi="Times New Roman" w:cs="Times New Roman"/>
-          <w:sz w:val="32"/>
-          <w:szCs w:val="32"/>
-        </w:rPr>
-        <w:tab/>
-      </w:r>
-      <w:r>
-        <w:rPr>
-          <w:rFonts w:ascii="Times New Roman" w:hAnsi="Times New Roman" w:cs="Times New Roman"/>
-          <w:sz w:val="32"/>
-          <w:szCs w:val="32"/>
-        </w:rPr>
-        <w:t>d. do — __________</w:t>
-      </w:r>
+        <w:spacing w:after="0" w:line="240" w:lineRule="auto"/>
+        <w:rPr>
+          <w:rFonts w:ascii="Times New Roman" w:hAnsi="Times New Roman" w:cs="Times New Roman"/>
+          <w:sz w:val="32"/>
+          <w:szCs w:val="32"/>
+        </w:rPr>
+      </w:pPr>
     </w:p>
     <w:p>
       <w:pPr>
         <w:spacing w:after="0" w:line="240" w:lineRule="auto"/>
         <w:rPr>
           <w:rFonts w:ascii="Times New Roman" w:hAnsi="Times New Roman" w:cs="Times New Roman"/>
-          <w:sz w:val="32"/>
-          <w:szCs w:val="32"/>
-        </w:rPr>
-      </w:pPr>
+          <w:b/>
+          <w:bCs/>
+          <w:sz w:val="32"/>
+          <w:szCs w:val="32"/>
+        </w:rPr>
+      </w:pPr>
+      <w:r>
+        <w:rPr>
+          <w:rFonts w:ascii="Times New Roman" w:hAnsi="Times New Roman" w:cs="Times New Roman"/>
+          <w:b/>
+          <w:bCs/>
+          <w:sz w:val="32"/>
+          <w:szCs w:val="32"/>
+        </w:rPr>
+        <w:t xml:space="preserve">6. Fill in the blanks with </w:t>
+      </w:r>
+      <w:r>
+        <w:rPr>
+          <w:rFonts w:ascii="Times New Roman" w:hAnsi="Times New Roman" w:cs="Times New Roman"/>
+          <w:b/>
+          <w:bCs/>
+          <w:sz w:val="32"/>
+          <w:szCs w:val="32"/>
+        </w:rPr>
+        <w:t>‘</w:t>
+      </w:r>
+      <w:r>
+        <w:rPr>
+          <w:rFonts w:ascii="Times New Roman" w:hAnsi="Times New Roman" w:cs="Times New Roman"/>
+          <w:b/>
+          <w:bCs/>
+          <w:sz w:val="32"/>
+          <w:szCs w:val="32"/>
+        </w:rPr>
+        <w:t>He</w:t>
+      </w:r>
+      <w:r>
+        <w:rPr>
+          <w:rFonts w:ascii="Times New Roman" w:hAnsi="Times New Roman" w:cs="Times New Roman"/>
+          <w:b/>
+          <w:bCs/>
+          <w:sz w:val="32"/>
+          <w:szCs w:val="32"/>
+        </w:rPr>
+        <w:t>’</w:t>
+      </w:r>
+      <w:r>
+        <w:rPr>
+          <w:rFonts w:ascii="Times New Roman" w:hAnsi="Times New Roman" w:cs="Times New Roman"/>
+          <w:b/>
+          <w:bCs/>
+          <w:sz w:val="32"/>
+          <w:szCs w:val="32"/>
+        </w:rPr>
+        <w:t xml:space="preserve">, </w:t>
+      </w:r>
+      <w:r>
+        <w:rPr>
+          <w:rFonts w:ascii="Times New Roman" w:hAnsi="Times New Roman" w:cs="Times New Roman"/>
+          <w:b/>
+          <w:bCs/>
+          <w:sz w:val="32"/>
+          <w:szCs w:val="32"/>
+        </w:rPr>
+        <w:t>‘</w:t>
+      </w:r>
+      <w:r>
+        <w:rPr>
+          <w:rFonts w:ascii="Times New Roman" w:hAnsi="Times New Roman" w:cs="Times New Roman"/>
+          <w:b/>
+          <w:bCs/>
+          <w:sz w:val="32"/>
+          <w:szCs w:val="32"/>
+        </w:rPr>
+        <w:t>She</w:t>
+      </w:r>
+      <w:r>
+        <w:rPr>
+          <w:rFonts w:ascii="Times New Roman" w:hAnsi="Times New Roman" w:cs="Times New Roman"/>
+          <w:b/>
+          <w:bCs/>
+          <w:sz w:val="32"/>
+          <w:szCs w:val="32"/>
+        </w:rPr>
+        <w:t>’</w:t>
+      </w:r>
+      <w:r>
+        <w:rPr>
+          <w:rFonts w:ascii="Times New Roman" w:hAnsi="Times New Roman" w:cs="Times New Roman"/>
+          <w:b/>
+          <w:bCs/>
+          <w:sz w:val="32"/>
+          <w:szCs w:val="32"/>
+        </w:rPr>
+        <w:t xml:space="preserve">, </w:t>
+      </w:r>
+      <w:r>
+        <w:rPr>
+          <w:rFonts w:ascii="Times New Roman" w:hAnsi="Times New Roman" w:cs="Times New Roman"/>
+          <w:b/>
+          <w:bCs/>
+          <w:sz w:val="32"/>
+          <w:szCs w:val="32"/>
+        </w:rPr>
+        <w:t>‘</w:t>
+      </w:r>
+      <w:r>
+        <w:rPr>
+          <w:rFonts w:ascii="Times New Roman" w:hAnsi="Times New Roman" w:cs="Times New Roman"/>
+          <w:b/>
+          <w:bCs/>
+          <w:sz w:val="32"/>
+          <w:szCs w:val="32"/>
+        </w:rPr>
+        <w:t>It</w:t>
+      </w:r>
+      <w:r>
+        <w:rPr>
+          <w:rFonts w:ascii="Times New Roman" w:hAnsi="Times New Roman" w:cs="Times New Roman"/>
+          <w:b/>
+          <w:bCs/>
+          <w:sz w:val="32"/>
+          <w:szCs w:val="32"/>
+        </w:rPr>
+        <w:t>’</w:t>
+      </w:r>
+      <w:r>
+        <w:rPr>
+          <w:rFonts w:ascii="Times New Roman" w:hAnsi="Times New Roman" w:cs="Times New Roman"/>
+          <w:b/>
+          <w:bCs/>
+          <w:sz w:val="32"/>
+          <w:szCs w:val="32"/>
+        </w:rPr>
+        <w:t xml:space="preserve">, or </w:t>
+      </w:r>
+      <w:r>
+        <w:rPr>
+          <w:rFonts w:ascii="Times New Roman" w:hAnsi="Times New Roman" w:cs="Times New Roman"/>
+          <w:b/>
+          <w:bCs/>
+          <w:sz w:val="32"/>
+          <w:szCs w:val="32"/>
+        </w:rPr>
+        <w:t>‘</w:t>
+      </w:r>
+      <w:r>
+        <w:rPr>
+          <w:rFonts w:ascii="Times New Roman" w:hAnsi="Times New Roman" w:cs="Times New Roman"/>
+          <w:b/>
+          <w:bCs/>
+          <w:sz w:val="32"/>
+          <w:szCs w:val="32"/>
+        </w:rPr>
+        <w:t>They</w:t>
+      </w:r>
+      <w:r>
+        <w:rPr>
+          <w:rFonts w:ascii="Times New Roman" w:hAnsi="Times New Roman" w:cs="Times New Roman"/>
+          <w:b/>
+          <w:bCs/>
+          <w:sz w:val="32"/>
+          <w:szCs w:val="32"/>
+        </w:rPr>
+        <w:t>’</w:t>
+      </w:r>
+      <w:r>
+        <w:rPr>
+          <w:rFonts w:ascii="Times New Roman" w:hAnsi="Times New Roman" w:cs="Times New Roman"/>
+          <w:b/>
+          <w:bCs/>
+          <w:sz w:val="32"/>
+          <w:szCs w:val="32"/>
+        </w:rPr>
+        <w:t>.</w:t>
+      </w:r>
+      <w:r>
+        <w:rPr>
+          <w:rFonts w:ascii="Times New Roman" w:hAnsi="Times New Roman" w:cs="Times New Roman"/>
+          <w:b/>
+          <w:bCs/>
+          <w:sz w:val="32"/>
+          <w:szCs w:val="32"/>
+        </w:rPr>
+        <w:tab/>
+      </w:r>
+      <w:r>
+        <w:rPr>
+          <w:rFonts w:ascii="Times New Roman" w:hAnsi="Times New Roman" w:cs="Times New Roman"/>
+          <w:b/>
+          <w:bCs/>
+          <w:sz w:val="32"/>
+          <w:szCs w:val="32"/>
+        </w:rPr>
+        <w:tab/>
+      </w:r>
+      <w:r>
+        <w:rPr>
+          <w:rFonts w:ascii="Times New Roman" w:hAnsi="Times New Roman" w:cs="Times New Roman"/>
+          <w:b/>
+          <w:bCs/>
+          <w:sz w:val="32"/>
+          <w:szCs w:val="32"/>
+        </w:rPr>
+        <w:tab/>
+        <w:t xml:space="preserve">      </w:t>
+      </w:r>
+      <w:r>
+        <w:rPr>
+          <w:rFonts w:ascii="Times New Roman" w:hAnsi="Times New Roman" w:cs="Times New Roman"/>
+          <w:b/>
+          <w:bCs/>
+          <w:sz w:val="32"/>
+          <w:szCs w:val="32"/>
+        </w:rPr>
+        <w:t>[4×0.5=2]</w:t>
+      </w:r>
     </w:p>
     <w:p>
       <w:pPr>
-        <w:spacing w:after="0" w:line="240" w:lineRule="auto"/>
-        <w:rPr>
-          <w:rFonts w:ascii="Times New Roman" w:hAnsi="Times New Roman" w:cs="Times New Roman"/>
-          <w:b/>
-          <w:bCs/>
-          <w:sz w:val="32"/>
-          <w:szCs w:val="32"/>
-        </w:rPr>
-      </w:pPr>
-      <w:r>
-        <w:rPr>
-          <w:rFonts w:ascii="Times New Roman" w:hAnsi="Times New Roman" w:cs="Times New Roman"/>
-          <w:b/>
-          <w:bCs/>
-          <w:sz w:val="32"/>
-          <w:szCs w:val="32"/>
-        </w:rPr>
-        <w:t>6. Fill in the blanks with He, She, It, or They:</w:t>
+        <w:spacing w:after="0" w:line="360" w:lineRule="auto"/>
+        <w:rPr>
+          <w:rFonts w:ascii="Times New Roman" w:hAnsi="Times New Roman" w:cs="Times New Roman"/>
+          <w:sz w:val="32"/>
+          <w:szCs w:val="32"/>
+        </w:rPr>
+      </w:pPr>
+      <w:r>
+        <w:rPr>
+          <w:rFonts w:ascii="Times New Roman" w:hAnsi="Times New Roman" w:cs="Times New Roman"/>
+          <w:sz w:val="32"/>
+          <w:szCs w:val="32"/>
+        </w:rPr>
+        <w:t>Example: They are playing.</w:t>
       </w:r>
     </w:p>
     <w:p>
@@ -1812,7 +2307,7 @@
           <w:sz w:val="32"/>
           <w:szCs w:val="32"/>
         </w:rPr>
-        <w:t>Example: They are playing.</w:t>
+        <w:t>a. __________ is a doctor.</w:t>
       </w:r>
     </w:p>
     <w:p>
@@ -1830,7 +2325,7 @@
           <w:sz w:val="32"/>
           <w:szCs w:val="32"/>
         </w:rPr>
-        <w:t>a. __________ is a doctor.</w:t>
+        <w:t>b. __________ are students.</w:t>
       </w:r>
     </w:p>
     <w:p>
@@ -1848,7 +2343,7 @@
           <w:sz w:val="32"/>
           <w:szCs w:val="32"/>
         </w:rPr>
-        <w:t>b. __________ are students.</w:t>
+        <w:t>c. __________ is a good girl.</w:t>
       </w:r>
     </w:p>
     <w:p>
@@ -1866,57 +2361,177 @@
           <w:sz w:val="32"/>
           <w:szCs w:val="32"/>
         </w:rPr>
-        <w:t>c. __________ is a good girl.</w:t>
+        <w:t>d. __________ is an apple.</w:t>
       </w:r>
     </w:p>
     <w:p>
       <w:pPr>
-        <w:spacing w:after="0" w:line="360" w:lineRule="auto"/>
-        <w:rPr>
-          <w:rFonts w:ascii="Times New Roman" w:hAnsi="Times New Roman" w:cs="Times New Roman"/>
-          <w:sz w:val="32"/>
-          <w:szCs w:val="32"/>
-        </w:rPr>
-      </w:pPr>
-      <w:r>
-        <w:rPr>
-          <w:rFonts w:ascii="Times New Roman" w:hAnsi="Times New Roman" w:cs="Times New Roman"/>
-          <w:sz w:val="32"/>
-          <w:szCs w:val="32"/>
-        </w:rPr>
-        <w:t>d. __________ is an apple.</w:t>
-      </w:r>
+        <w:spacing w:after="0" w:line="240" w:lineRule="auto"/>
+        <w:rPr>
+          <w:rFonts w:ascii="Times New Roman" w:hAnsi="Times New Roman" w:cs="Times New Roman"/>
+          <w:sz w:val="32"/>
+          <w:szCs w:val="32"/>
+        </w:rPr>
+      </w:pPr>
     </w:p>
     <w:p>
       <w:pPr>
         <w:spacing w:after="0" w:line="240" w:lineRule="auto"/>
         <w:rPr>
           <w:rFonts w:ascii="Times New Roman" w:hAnsi="Times New Roman" w:cs="Times New Roman"/>
-          <w:sz w:val="32"/>
-          <w:szCs w:val="32"/>
-        </w:rPr>
-      </w:pPr>
+          <w:b/>
+          <w:bCs/>
+          <w:sz w:val="32"/>
+          <w:szCs w:val="32"/>
+        </w:rPr>
+      </w:pPr>
+      <w:r>
+        <w:rPr>
+          <w:rFonts w:ascii="Times New Roman" w:hAnsi="Times New Roman" w:cs="Times New Roman"/>
+          <w:b/>
+          <w:bCs/>
+          <w:sz w:val="32"/>
+          <w:szCs w:val="32"/>
+        </w:rPr>
+        <w:t>7. Change these sentences into negative</w:t>
+      </w:r>
+      <w:r>
+        <w:rPr>
+          <w:rFonts w:ascii="Times New Roman" w:hAnsi="Times New Roman" w:cs="Times New Roman"/>
+          <w:b/>
+          <w:bCs/>
+          <w:sz w:val="32"/>
+          <w:szCs w:val="32"/>
+        </w:rPr>
+        <w:t>.</w:t>
+      </w:r>
+      <w:r>
+        <w:rPr>
+          <w:rFonts w:ascii="Times New Roman" w:hAnsi="Times New Roman" w:cs="Times New Roman"/>
+          <w:b/>
+          <w:bCs/>
+          <w:sz w:val="32"/>
+          <w:szCs w:val="32"/>
+        </w:rPr>
+        <w:tab/>
+      </w:r>
+      <w:r>
+        <w:rPr>
+          <w:rFonts w:ascii="Times New Roman" w:hAnsi="Times New Roman" w:cs="Times New Roman"/>
+          <w:b/>
+          <w:bCs/>
+          <w:sz w:val="32"/>
+          <w:szCs w:val="32"/>
+        </w:rPr>
+        <w:tab/>
+      </w:r>
+      <w:r>
+        <w:rPr>
+          <w:rFonts w:ascii="Times New Roman" w:hAnsi="Times New Roman" w:cs="Times New Roman"/>
+          <w:b/>
+          <w:bCs/>
+          <w:sz w:val="32"/>
+          <w:szCs w:val="32"/>
+        </w:rPr>
+        <w:tab/>
+      </w:r>
+      <w:r>
+        <w:rPr>
+          <w:rFonts w:ascii="Times New Roman" w:hAnsi="Times New Roman" w:cs="Times New Roman"/>
+          <w:b/>
+          <w:bCs/>
+          <w:sz w:val="32"/>
+          <w:szCs w:val="32"/>
+        </w:rPr>
+        <w:tab/>
+      </w:r>
+      <w:r>
+        <w:rPr>
+          <w:rFonts w:ascii="Times New Roman" w:hAnsi="Times New Roman" w:cs="Times New Roman"/>
+          <w:b/>
+          <w:bCs/>
+          <w:sz w:val="32"/>
+          <w:szCs w:val="32"/>
+        </w:rPr>
+        <w:tab/>
+      </w:r>
+      <w:r>
+        <w:rPr>
+          <w:rFonts w:ascii="Times New Roman" w:hAnsi="Times New Roman" w:cs="Times New Roman"/>
+          <w:b/>
+          <w:bCs/>
+          <w:sz w:val="32"/>
+          <w:szCs w:val="32"/>
+        </w:rPr>
+        <w:tab/>
+      </w:r>
+      <w:r>
+        <w:rPr>
+          <w:rFonts w:ascii="Times New Roman" w:hAnsi="Times New Roman" w:cs="Times New Roman"/>
+          <w:b/>
+          <w:bCs/>
+          <w:sz w:val="32"/>
+          <w:szCs w:val="32"/>
+        </w:rPr>
+        <w:t>[</w:t>
+      </w:r>
+      <w:r>
+        <w:rPr>
+          <w:rFonts w:ascii="Times New Roman" w:hAnsi="Times New Roman" w:cs="Times New Roman"/>
+          <w:b/>
+          <w:bCs/>
+          <w:sz w:val="32"/>
+          <w:szCs w:val="32"/>
+        </w:rPr>
+        <w:t>2</w:t>
+      </w:r>
+      <w:r>
+        <w:rPr>
+          <w:rFonts w:ascii="Times New Roman" w:hAnsi="Times New Roman" w:cs="Times New Roman"/>
+          <w:b/>
+          <w:bCs/>
+          <w:sz w:val="32"/>
+          <w:szCs w:val="32"/>
+        </w:rPr>
+        <w:t>×</w:t>
+      </w:r>
+      <w:r>
+        <w:rPr>
+          <w:rFonts w:ascii="Times New Roman" w:hAnsi="Times New Roman" w:cs="Times New Roman"/>
+          <w:b/>
+          <w:bCs/>
+          <w:sz w:val="32"/>
+          <w:szCs w:val="32"/>
+        </w:rPr>
+        <w:t>1</w:t>
+      </w:r>
+      <w:r>
+        <w:rPr>
+          <w:rFonts w:ascii="Times New Roman" w:hAnsi="Times New Roman" w:cs="Times New Roman"/>
+          <w:b/>
+          <w:bCs/>
+          <w:sz w:val="32"/>
+          <w:szCs w:val="32"/>
+        </w:rPr>
+        <w:t>=2]</w:t>
+      </w:r>
     </w:p>
     <w:p>
       <w:pPr>
-        <w:spacing w:after="0" w:line="240" w:lineRule="auto"/>
-        <w:rPr>
-          <w:rFonts w:ascii="Times New Roman" w:hAnsi="Times New Roman" w:cs="Times New Roman"/>
-          <w:b/>
-          <w:bCs/>
-          <w:sz w:val="32"/>
-          <w:szCs w:val="32"/>
-        </w:rPr>
-      </w:pPr>
-      <w:r>
-        <w:rPr>
-          <w:rFonts w:ascii="Times New Roman" w:hAnsi="Times New Roman" w:cs="Times New Roman"/>
-          <w:b/>
-          <w:bCs/>
-          <w:sz w:val="32"/>
-          <w:szCs w:val="32"/>
-        </w:rPr>
-        <w:t>7. Change these sentences into negative:</w:t>
+        <w:spacing w:after="0" w:line="360" w:lineRule="auto"/>
+        <w:rPr>
+          <w:rFonts w:ascii="Times New Roman" w:hAnsi="Times New Roman" w:cs="Times New Roman"/>
+          <w:sz w:val="32"/>
+          <w:szCs w:val="32"/>
+        </w:rPr>
+      </w:pPr>
+      <w:r>
+        <w:rPr>
+          <w:rFonts w:ascii="Times New Roman" w:hAnsi="Times New Roman" w:cs="Times New Roman"/>
+          <w:sz w:val="32"/>
+          <w:szCs w:val="32"/>
+        </w:rPr>
+        <w:t>Example: She was dancing. → She was not dancing.</w:t>
       </w:r>
     </w:p>
     <w:p>
@@ -1934,7 +2549,7 @@
           <w:sz w:val="32"/>
           <w:szCs w:val="32"/>
         </w:rPr>
-        <w:t>Example: She was dancing. → She was not dancing.</w:t>
+        <w:t>a. He is a kind man. → ____________________</w:t>
       </w:r>
     </w:p>
     <w:p>
@@ -1952,57 +2567,228 @@
           <w:sz w:val="32"/>
           <w:szCs w:val="32"/>
         </w:rPr>
-        <w:t>a. He is a kind man. → ____________________</w:t>
+        <w:t>b. You are reading. → ____________________</w:t>
       </w:r>
     </w:p>
     <w:p>
       <w:pPr>
-        <w:spacing w:after="0" w:line="360" w:lineRule="auto"/>
-        <w:rPr>
-          <w:rFonts w:ascii="Times New Roman" w:hAnsi="Times New Roman" w:cs="Times New Roman"/>
-          <w:sz w:val="32"/>
-          <w:szCs w:val="32"/>
-        </w:rPr>
-      </w:pPr>
-      <w:r>
-        <w:rPr>
-          <w:rFonts w:ascii="Times New Roman" w:hAnsi="Times New Roman" w:cs="Times New Roman"/>
-          <w:sz w:val="32"/>
-          <w:szCs w:val="32"/>
-        </w:rPr>
-        <w:t>b. You are reading. → ____________________</w:t>
-      </w:r>
+        <w:spacing w:after="0" w:line="240" w:lineRule="auto"/>
+        <w:rPr>
+          <w:rFonts w:ascii="Times New Roman" w:hAnsi="Times New Roman" w:cs="Times New Roman"/>
+          <w:sz w:val="32"/>
+          <w:szCs w:val="32"/>
+        </w:rPr>
+      </w:pPr>
     </w:p>
     <w:p>
       <w:pPr>
         <w:spacing w:after="0" w:line="240" w:lineRule="auto"/>
         <w:rPr>
           <w:rFonts w:ascii="Times New Roman" w:hAnsi="Times New Roman" w:cs="Times New Roman"/>
-          <w:sz w:val="32"/>
-          <w:szCs w:val="32"/>
-        </w:rPr>
-      </w:pPr>
+          <w:b/>
+          <w:bCs/>
+          <w:sz w:val="32"/>
+          <w:szCs w:val="32"/>
+        </w:rPr>
+      </w:pPr>
+      <w:r>
+        <w:rPr>
+          <w:rFonts w:ascii="Times New Roman" w:hAnsi="Times New Roman" w:cs="Times New Roman"/>
+          <w:b/>
+          <w:bCs/>
+          <w:sz w:val="32"/>
+          <w:szCs w:val="32"/>
+        </w:rPr>
+        <w:t xml:space="preserve">8. Fill in the blanks with </w:t>
+      </w:r>
+      <w:r>
+        <w:rPr>
+          <w:rFonts w:ascii="Times New Roman" w:hAnsi="Times New Roman" w:cs="Times New Roman"/>
+          <w:b/>
+          <w:bCs/>
+          <w:sz w:val="32"/>
+          <w:szCs w:val="32"/>
+        </w:rPr>
+        <w:t>‘</w:t>
+      </w:r>
+      <w:r>
+        <w:rPr>
+          <w:rFonts w:ascii="Times New Roman" w:hAnsi="Times New Roman" w:cs="Times New Roman"/>
+          <w:b/>
+          <w:bCs/>
+          <w:sz w:val="32"/>
+          <w:szCs w:val="32"/>
+        </w:rPr>
+        <w:t>is</w:t>
+      </w:r>
+      <w:r>
+        <w:rPr>
+          <w:rFonts w:ascii="Times New Roman" w:hAnsi="Times New Roman" w:cs="Times New Roman"/>
+          <w:b/>
+          <w:bCs/>
+          <w:sz w:val="32"/>
+          <w:szCs w:val="32"/>
+        </w:rPr>
+        <w:t>’</w:t>
+      </w:r>
+      <w:r>
+        <w:rPr>
+          <w:rFonts w:ascii="Times New Roman" w:hAnsi="Times New Roman" w:cs="Times New Roman"/>
+          <w:b/>
+          <w:bCs/>
+          <w:sz w:val="32"/>
+          <w:szCs w:val="32"/>
+        </w:rPr>
+        <w:t xml:space="preserve">, </w:t>
+      </w:r>
+      <w:r>
+        <w:rPr>
+          <w:rFonts w:ascii="Times New Roman" w:hAnsi="Times New Roman" w:cs="Times New Roman"/>
+          <w:b/>
+          <w:bCs/>
+          <w:sz w:val="32"/>
+          <w:szCs w:val="32"/>
+        </w:rPr>
+        <w:t>‘</w:t>
+      </w:r>
+      <w:r>
+        <w:rPr>
+          <w:rFonts w:ascii="Times New Roman" w:hAnsi="Times New Roman" w:cs="Times New Roman"/>
+          <w:b/>
+          <w:bCs/>
+          <w:sz w:val="32"/>
+          <w:szCs w:val="32"/>
+        </w:rPr>
+        <w:t>am</w:t>
+      </w:r>
+      <w:r>
+        <w:rPr>
+          <w:rFonts w:ascii="Times New Roman" w:hAnsi="Times New Roman" w:cs="Times New Roman"/>
+          <w:b/>
+          <w:bCs/>
+          <w:sz w:val="32"/>
+          <w:szCs w:val="32"/>
+        </w:rPr>
+        <w:t>’</w:t>
+      </w:r>
+      <w:r>
+        <w:rPr>
+          <w:rFonts w:ascii="Times New Roman" w:hAnsi="Times New Roman" w:cs="Times New Roman"/>
+          <w:b/>
+          <w:bCs/>
+          <w:sz w:val="32"/>
+          <w:szCs w:val="32"/>
+        </w:rPr>
+        <w:t xml:space="preserve">, or </w:t>
+      </w:r>
+      <w:r>
+        <w:rPr>
+          <w:rFonts w:ascii="Times New Roman" w:hAnsi="Times New Roman" w:cs="Times New Roman"/>
+          <w:b/>
+          <w:bCs/>
+          <w:sz w:val="32"/>
+          <w:szCs w:val="32"/>
+        </w:rPr>
+        <w:t>‘</w:t>
+      </w:r>
+      <w:r>
+        <w:rPr>
+          <w:rFonts w:ascii="Times New Roman" w:hAnsi="Times New Roman" w:cs="Times New Roman"/>
+          <w:b/>
+          <w:bCs/>
+          <w:sz w:val="32"/>
+          <w:szCs w:val="32"/>
+        </w:rPr>
+        <w:t>are</w:t>
+      </w:r>
+      <w:r>
+        <w:rPr>
+          <w:rFonts w:ascii="Times New Roman" w:hAnsi="Times New Roman" w:cs="Times New Roman"/>
+          <w:b/>
+          <w:bCs/>
+          <w:sz w:val="32"/>
+          <w:szCs w:val="32"/>
+        </w:rPr>
+        <w:t>’</w:t>
+      </w:r>
+      <w:r>
+        <w:rPr>
+          <w:rFonts w:ascii="Times New Roman" w:hAnsi="Times New Roman" w:cs="Times New Roman"/>
+          <w:b/>
+          <w:bCs/>
+          <w:sz w:val="32"/>
+          <w:szCs w:val="32"/>
+        </w:rPr>
+        <w:t>.</w:t>
+      </w:r>
+      <w:r>
+        <w:rPr>
+          <w:rFonts w:ascii="Times New Roman" w:hAnsi="Times New Roman" w:cs="Times New Roman"/>
+          <w:b/>
+          <w:bCs/>
+          <w:sz w:val="32"/>
+          <w:szCs w:val="32"/>
+        </w:rPr>
+        <w:tab/>
+      </w:r>
+      <w:r>
+        <w:rPr>
+          <w:rFonts w:ascii="Times New Roman" w:hAnsi="Times New Roman" w:cs="Times New Roman"/>
+          <w:b/>
+          <w:bCs/>
+          <w:sz w:val="32"/>
+          <w:szCs w:val="32"/>
+        </w:rPr>
+        <w:tab/>
+      </w:r>
+      <w:r>
+        <w:rPr>
+          <w:rFonts w:ascii="Times New Roman" w:hAnsi="Times New Roman" w:cs="Times New Roman"/>
+          <w:b/>
+          <w:bCs/>
+          <w:sz w:val="32"/>
+          <w:szCs w:val="32"/>
+        </w:rPr>
+        <w:tab/>
+      </w:r>
+      <w:r>
+        <w:rPr>
+          <w:rFonts w:ascii="Times New Roman" w:hAnsi="Times New Roman" w:cs="Times New Roman"/>
+          <w:b/>
+          <w:bCs/>
+          <w:sz w:val="32"/>
+          <w:szCs w:val="32"/>
+        </w:rPr>
+        <w:tab/>
+        <w:t xml:space="preserve">      </w:t>
+      </w:r>
+      <w:r>
+        <w:rPr>
+          <w:rFonts w:ascii="Times New Roman" w:hAnsi="Times New Roman" w:cs="Times New Roman"/>
+          <w:b/>
+          <w:bCs/>
+          <w:sz w:val="32"/>
+          <w:szCs w:val="32"/>
+        </w:rPr>
+        <w:t>[4×0.5=2]</w:t>
+      </w:r>
     </w:p>
     <w:p>
       <w:pPr>
-        <w:spacing w:after="0" w:line="240" w:lineRule="auto"/>
-        <w:rPr>
-          <w:rFonts w:ascii="Times New Roman" w:hAnsi="Times New Roman" w:cs="Times New Roman"/>
-          <w:b/>
-          <w:bCs/>
-          <w:sz w:val="32"/>
-          <w:szCs w:val="32"/>
-        </w:rPr>
-      </w:pPr>
-      <w:r>
-        <w:rPr>
-          <w:rFonts w:ascii="Times New Roman" w:hAnsi="Times New Roman" w:cs="Times New Roman"/>
-          <w:b/>
-          <w:bCs/>
-          <w:sz w:val="32"/>
-          <w:szCs w:val="32"/>
-        </w:rPr>
-        <w:t>8. Fill in the blanks with is, am, or are:</w:t>
+        <w:spacing w:after="0" w:line="360" w:lineRule="auto"/>
+        <w:rPr>
+          <w:rFonts w:ascii="Times New Roman" w:hAnsi="Times New Roman" w:cs="Times New Roman"/>
+          <w:sz w:val="32"/>
+          <w:szCs w:val="32"/>
+        </w:rPr>
+      </w:pPr>
+      <w:r>
+        <w:rPr>
+          <w:rFonts w:ascii="Times New Roman" w:hAnsi="Times New Roman" w:cs="Times New Roman"/>
+          <w:sz w:val="32"/>
+          <w:szCs w:val="32"/>
+        </w:rPr>
+        <w:t>a. We __________ in our classroom.</w:t>
       </w:r>
     </w:p>
     <w:p>
@@ -2020,7 +2806,7 @@
           <w:sz w:val="32"/>
           <w:szCs w:val="32"/>
         </w:rPr>
-        <w:t>a. We __________ in our classroom.</w:t>
+        <w:t>b. I __________ thirsty now.</w:t>
       </w:r>
     </w:p>
     <w:p>
@@ -2038,7 +2824,7 @@
           <w:sz w:val="32"/>
           <w:szCs w:val="32"/>
         </w:rPr>
-        <w:t>b. I __________ thirsty now.</w:t>
+        <w:t>c. It __________ my pet dog.</w:t>
       </w:r>
     </w:p>
     <w:p>
@@ -2056,57 +2842,125 @@
           <w:sz w:val="32"/>
           <w:szCs w:val="32"/>
         </w:rPr>
-        <w:t>c. It __________ my pet dog.</w:t>
+        <w:t>d. Rita and Nita __________ reading now.</w:t>
       </w:r>
     </w:p>
     <w:p>
       <w:pPr>
-        <w:spacing w:after="0" w:line="360" w:lineRule="auto"/>
-        <w:rPr>
-          <w:rFonts w:ascii="Times New Roman" w:hAnsi="Times New Roman" w:cs="Times New Roman"/>
-          <w:sz w:val="32"/>
-          <w:szCs w:val="32"/>
-        </w:rPr>
-      </w:pPr>
-      <w:r>
-        <w:rPr>
-          <w:rFonts w:ascii="Times New Roman" w:hAnsi="Times New Roman" w:cs="Times New Roman"/>
-          <w:sz w:val="32"/>
-          <w:szCs w:val="32"/>
-        </w:rPr>
-        <w:t>d. Rita and Nita __________ reading now.</w:t>
-      </w:r>
+        <w:spacing w:after="0" w:line="240" w:lineRule="auto"/>
+        <w:rPr>
+          <w:rFonts w:ascii="Times New Roman" w:hAnsi="Times New Roman" w:cs="Times New Roman"/>
+          <w:sz w:val="32"/>
+          <w:szCs w:val="32"/>
+        </w:rPr>
+      </w:pPr>
     </w:p>
     <w:p>
       <w:pPr>
         <w:spacing w:after="0" w:line="240" w:lineRule="auto"/>
         <w:rPr>
           <w:rFonts w:ascii="Times New Roman" w:hAnsi="Times New Roman" w:cs="Times New Roman"/>
-          <w:sz w:val="32"/>
-          <w:szCs w:val="32"/>
-        </w:rPr>
-      </w:pPr>
+          <w:b/>
+          <w:bCs/>
+          <w:sz w:val="32"/>
+          <w:szCs w:val="32"/>
+        </w:rPr>
+      </w:pPr>
+      <w:r>
+        <w:rPr>
+          <w:rFonts w:ascii="Times New Roman" w:hAnsi="Times New Roman" w:cs="Times New Roman"/>
+          <w:b/>
+          <w:bCs/>
+          <w:sz w:val="32"/>
+          <w:szCs w:val="32"/>
+        </w:rPr>
+        <w:t>9. Use possessive pronouns as given in the example</w:t>
+      </w:r>
+      <w:r>
+        <w:rPr>
+          <w:rFonts w:ascii="Times New Roman" w:hAnsi="Times New Roman" w:cs="Times New Roman"/>
+          <w:b/>
+          <w:bCs/>
+          <w:sz w:val="32"/>
+          <w:szCs w:val="32"/>
+        </w:rPr>
+        <w:t>.</w:t>
+      </w:r>
+      <w:r>
+        <w:rPr>
+          <w:rFonts w:ascii="Times New Roman" w:hAnsi="Times New Roman" w:cs="Times New Roman"/>
+          <w:b/>
+          <w:bCs/>
+          <w:sz w:val="32"/>
+          <w:szCs w:val="32"/>
+        </w:rPr>
+        <w:tab/>
+      </w:r>
+      <w:r>
+        <w:rPr>
+          <w:rFonts w:ascii="Times New Roman" w:hAnsi="Times New Roman" w:cs="Times New Roman"/>
+          <w:b/>
+          <w:bCs/>
+          <w:sz w:val="32"/>
+          <w:szCs w:val="32"/>
+        </w:rPr>
+        <w:tab/>
+      </w:r>
+      <w:r>
+        <w:rPr>
+          <w:rFonts w:ascii="Times New Roman" w:hAnsi="Times New Roman" w:cs="Times New Roman"/>
+          <w:b/>
+          <w:bCs/>
+          <w:sz w:val="32"/>
+          <w:szCs w:val="32"/>
+        </w:rPr>
+        <w:tab/>
+        <w:t xml:space="preserve">      </w:t>
+      </w:r>
+      <w:r>
+        <w:rPr>
+          <w:rFonts w:ascii="Times New Roman" w:hAnsi="Times New Roman" w:cs="Times New Roman"/>
+          <w:b/>
+          <w:bCs/>
+          <w:sz w:val="32"/>
+          <w:szCs w:val="32"/>
+        </w:rPr>
+        <w:t>[4×0.5=2]</w:t>
+      </w:r>
     </w:p>
     <w:p>
       <w:pPr>
-        <w:spacing w:after="0" w:line="240" w:lineRule="auto"/>
-        <w:rPr>
-          <w:rFonts w:ascii="Times New Roman" w:hAnsi="Times New Roman" w:cs="Times New Roman"/>
-          <w:b/>
-          <w:bCs/>
-          <w:sz w:val="32"/>
-          <w:szCs w:val="32"/>
-        </w:rPr>
-      </w:pPr>
-      <w:r>
-        <w:rPr>
-          <w:rFonts w:ascii="Times New Roman" w:hAnsi="Times New Roman" w:cs="Times New Roman"/>
-          <w:b/>
-          <w:bCs/>
-          <w:sz w:val="32"/>
-          <w:szCs w:val="32"/>
-        </w:rPr>
-        <w:t>9. Use possessive pronouns as given in the example:</w:t>
+        <w:spacing w:after="0" w:line="360" w:lineRule="auto"/>
+        <w:rPr>
+          <w:rFonts w:ascii="Times New Roman" w:hAnsi="Times New Roman" w:cs="Times New Roman"/>
+          <w:sz w:val="32"/>
+          <w:szCs w:val="32"/>
+        </w:rPr>
+      </w:pPr>
+      <w:r>
+        <w:rPr>
+          <w:rFonts w:ascii="Times New Roman" w:hAnsi="Times New Roman" w:cs="Times New Roman"/>
+          <w:sz w:val="32"/>
+          <w:szCs w:val="32"/>
+        </w:rPr>
+        <w:t xml:space="preserve">Example: This is </w:t>
+      </w:r>
+      <w:r>
+        <w:rPr>
+          <w:rFonts w:ascii="Times New Roman" w:hAnsi="Times New Roman" w:cs="Times New Roman"/>
+          <w:sz w:val="32"/>
+          <w:szCs w:val="32"/>
+          <w:u w:val="single"/>
+        </w:rPr>
+        <w:t>my</w:t>
+      </w:r>
+      <w:r>
+        <w:rPr>
+          <w:rFonts w:ascii="Times New Roman" w:hAnsi="Times New Roman" w:cs="Times New Roman"/>
+          <w:sz w:val="32"/>
+          <w:szCs w:val="32"/>
+        </w:rPr>
+        <w:t xml:space="preserve"> book. (I)</w:t>
       </w:r>
     </w:p>
     <w:p>
@@ -2124,7 +2978,7 @@
           <w:sz w:val="32"/>
           <w:szCs w:val="32"/>
         </w:rPr>
-        <w:t>Example: This is my book. (I)</w:t>
+        <w:t>a. This is __________ pen. (you)</w:t>
       </w:r>
     </w:p>
     <w:p>
@@ -2142,7 +2996,7 @@
           <w:sz w:val="32"/>
           <w:szCs w:val="32"/>
         </w:rPr>
-        <w:t>a. This is __________ pen. (you)</w:t>
+        <w:t>b. This is __________ soap. (he)</w:t>
       </w:r>
     </w:p>
     <w:p>
@@ -2160,7 +3014,7 @@
           <w:sz w:val="32"/>
           <w:szCs w:val="32"/>
         </w:rPr>
-        <w:t>b. This is __________ soap. (he)</w:t>
+        <w:t>c. Those are __________ shoes. (she)</w:t>
       </w:r>
     </w:p>
     <w:p>
@@ -2178,32 +3032,26 @@
           <w:sz w:val="32"/>
           <w:szCs w:val="32"/>
         </w:rPr>
-        <w:t>c. Those are __________ shoes. (she)</w:t>
+        <w:t>d. These are __________ bags. (we)</w:t>
       </w:r>
     </w:p>
     <w:p>
       <w:pPr>
-        <w:spacing w:after="0" w:line="360" w:lineRule="auto"/>
-        <w:rPr>
-          <w:rFonts w:ascii="Times New Roman" w:hAnsi="Times New Roman" w:cs="Times New Roman"/>
-          <w:sz w:val="32"/>
-          <w:szCs w:val="32"/>
-        </w:rPr>
-      </w:pPr>
-      <w:r>
-        <w:rPr>
-          <w:rFonts w:ascii="Times New Roman" w:hAnsi="Times New Roman" w:cs="Times New Roman"/>
-          <w:sz w:val="32"/>
-          <w:szCs w:val="32"/>
-        </w:rPr>
-        <w:t>d. These are __________ bags. (we)</w:t>
-      </w:r>
+        <w:spacing w:after="0" w:line="240" w:lineRule="auto"/>
+        <w:rPr>
+          <w:rFonts w:ascii="Times New Roman" w:hAnsi="Times New Roman" w:cs="Times New Roman"/>
+          <w:sz w:val="32"/>
+          <w:szCs w:val="32"/>
+        </w:rPr>
+      </w:pPr>
     </w:p>
     <w:p>
       <w:pPr>
         <w:spacing w:after="0" w:line="240" w:lineRule="auto"/>
         <w:rPr>
           <w:rFonts w:ascii="Times New Roman" w:hAnsi="Times New Roman" w:cs="Times New Roman"/>
+          <w:b/>
+          <w:bCs/>
           <w:sz w:val="32"/>
           <w:szCs w:val="32"/>
         </w:rPr>
@@ -2220,70 +3068,92 @@
           <w:szCs w:val="32"/>
         </w:rPr>
       </w:pPr>
-      <w:r>
-        <w:rPr>
-          <w:rFonts w:ascii="Times New Roman" w:hAnsi="Times New Roman" w:cs="Times New Roman"/>
-          <w:b/>
-          <w:bCs/>
-          <w:sz w:val="32"/>
-          <w:szCs w:val="32"/>
-        </w:rPr>
-        <w:t>10. Circle the conjunction words in the given sentences:</w:t>
-      </w:r>
     </w:p>
     <w:p>
       <w:pPr>
         <w:spacing w:after="0" w:line="240" w:lineRule="auto"/>
         <w:rPr>
           <w:rFonts w:ascii="Times New Roman" w:hAnsi="Times New Roman" w:cs="Times New Roman"/>
-          <w:sz w:val="32"/>
-          <w:szCs w:val="32"/>
-        </w:rPr>
-      </w:pPr>
-      <w:r>
-        <w:rPr>
-          <w:rFonts w:ascii="Times New Roman" w:hAnsi="Times New Roman" w:cs="Times New Roman"/>
-          <w:sz w:val="32"/>
-          <w:szCs w:val="32"/>
-        </w:rPr>
-        <w:lastRenderedPageBreak/>
-        <w:t>Example: Keep quiet or go out.</w:t>
-      </w:r>
+          <w:b/>
+          <w:bCs/>
+          <w:sz w:val="32"/>
+          <w:szCs w:val="32"/>
+        </w:rPr>
+      </w:pPr>
     </w:p>
     <w:p>
       <w:pPr>
         <w:spacing w:after="0" w:line="240" w:lineRule="auto"/>
         <w:rPr>
           <w:rFonts w:ascii="Times New Roman" w:hAnsi="Times New Roman" w:cs="Times New Roman"/>
-          <w:sz w:val="32"/>
-          <w:szCs w:val="32"/>
-        </w:rPr>
-      </w:pPr>
-      <w:r>
-        <w:rPr>
-          <w:rFonts w:ascii="Times New Roman" w:hAnsi="Times New Roman" w:cs="Times New Roman"/>
-          <w:sz w:val="32"/>
-          <w:szCs w:val="32"/>
-        </w:rPr>
-        <w:t>a. Rohan is kind but Sohan is not kind.</w:t>
-      </w:r>
+          <w:b/>
+          <w:bCs/>
+          <w:sz w:val="32"/>
+          <w:szCs w:val="32"/>
+        </w:rPr>
+      </w:pPr>
     </w:p>
     <w:p>
       <w:pPr>
         <w:spacing w:after="0" w:line="240" w:lineRule="auto"/>
         <w:rPr>
           <w:rFonts w:ascii="Times New Roman" w:hAnsi="Times New Roman" w:cs="Times New Roman"/>
-          <w:sz w:val="32"/>
-          <w:szCs w:val="32"/>
-        </w:rPr>
-      </w:pPr>
-      <w:r>
-        <w:rPr>
-          <w:rFonts w:ascii="Times New Roman" w:hAnsi="Times New Roman" w:cs="Times New Roman"/>
-          <w:sz w:val="32"/>
-          <w:szCs w:val="32"/>
-        </w:rPr>
-        <w:t>b. Sagar and Shishir are brothers.</w:t>
+          <w:b/>
+          <w:bCs/>
+          <w:sz w:val="32"/>
+          <w:szCs w:val="32"/>
+        </w:rPr>
+      </w:pPr>
+      <w:r>
+        <w:rPr>
+          <w:rFonts w:ascii="Times New Roman" w:hAnsi="Times New Roman" w:cs="Times New Roman"/>
+          <w:b/>
+          <w:bCs/>
+          <w:sz w:val="32"/>
+          <w:szCs w:val="32"/>
+        </w:rPr>
+        <w:t>10. Circle the conjunction words in the given sentences</w:t>
+      </w:r>
+      <w:r>
+        <w:rPr>
+          <w:rFonts w:ascii="Times New Roman" w:hAnsi="Times New Roman" w:cs="Times New Roman"/>
+          <w:b/>
+          <w:bCs/>
+          <w:sz w:val="32"/>
+          <w:szCs w:val="32"/>
+        </w:rPr>
+        <w:t>.</w:t>
+      </w:r>
+      <w:r>
+        <w:rPr>
+          <w:rFonts w:ascii="Times New Roman" w:hAnsi="Times New Roman" w:cs="Times New Roman"/>
+          <w:b/>
+          <w:bCs/>
+          <w:sz w:val="32"/>
+          <w:szCs w:val="32"/>
+        </w:rPr>
+        <w:tab/>
+      </w:r>
+      <w:r>
+        <w:rPr>
+          <w:rFonts w:ascii="Times New Roman" w:hAnsi="Times New Roman" w:cs="Times New Roman"/>
+          <w:b/>
+          <w:bCs/>
+          <w:sz w:val="32"/>
+          <w:szCs w:val="32"/>
+        </w:rPr>
+        <w:tab/>
+        <w:t xml:space="preserve">      </w:t>
+      </w:r>
+      <w:r>
+        <w:rPr>
+          <w:rFonts w:ascii="Times New Roman" w:hAnsi="Times New Roman" w:cs="Times New Roman"/>
+          <w:b/>
+          <w:bCs/>
+          <w:sz w:val="32"/>
+          <w:szCs w:val="32"/>
+        </w:rPr>
+        <w:t>[4×0.5=2]</w:t>
       </w:r>
     </w:p>
     <w:p>
@@ -2298,10 +3168,86 @@
       <w:r>
         <w:rPr>
           <w:rFonts w:ascii="Times New Roman" w:hAnsi="Times New Roman" w:cs="Times New Roman"/>
-          <w:sz w:val="32"/>
-          <w:szCs w:val="32"/>
-        </w:rPr>
-        <w:t>c. Do you want to go out or stay here?</w:t>
+          <w:noProof/>
+          <w:sz w:val="32"/>
+          <w:szCs w:val="32"/>
+        </w:rPr>
+        <mc:AlternateContent>
+          <mc:Choice Requires="wps">
+            <w:drawing>
+              <wp:anchor distT="0" distB="0" distL="114300" distR="114300" simplePos="0" relativeHeight="251662848" behindDoc="0" locked="0" layoutInCell="1" allowOverlap="1" wp14:anchorId="71036A51" wp14:editId="47662B27">
+                <wp:simplePos x="0" y="0"/>
+                <wp:positionH relativeFrom="column">
+                  <wp:posOffset>1747319</wp:posOffset>
+                </wp:positionH>
+                <wp:positionV relativeFrom="paragraph">
+                  <wp:posOffset>24922</wp:posOffset>
+                </wp:positionV>
+                <wp:extent cx="226337" cy="226337"/>
+                <wp:effectExtent l="0" t="0" r="21590" b="21590"/>
+                <wp:wrapNone/>
+                <wp:docPr id="81173787" name="Oval 4"/>
+                <wp:cNvGraphicFramePr/>
+                <a:graphic xmlns:a="http://schemas.openxmlformats.org/drawingml/2006/main">
+                  <a:graphicData uri="http://schemas.microsoft.com/office/word/2010/wordprocessingShape">
+                    <wps:wsp>
+                      <wps:cNvSpPr/>
+                      <wps:spPr>
+                        <a:xfrm>
+                          <a:off x="0" y="0"/>
+                          <a:ext cx="226337" cy="226337"/>
+                        </a:xfrm>
+                        <a:prstGeom prst="ellipse">
+                          <a:avLst/>
+                        </a:prstGeom>
+                        <a:noFill/>
+                        <a:ln>
+                          <a:solidFill>
+                            <a:schemeClr val="tx1"/>
+                          </a:solidFill>
+                        </a:ln>
+                        <a:effectLst/>
+                      </wps:spPr>
+                      <wps:style>
+                        <a:lnRef idx="1">
+                          <a:schemeClr val="accent1"/>
+                        </a:lnRef>
+                        <a:fillRef idx="3">
+                          <a:schemeClr val="accent1"/>
+                        </a:fillRef>
+                        <a:effectRef idx="2">
+                          <a:schemeClr val="accent1"/>
+                        </a:effectRef>
+                        <a:fontRef idx="minor">
+                          <a:schemeClr val="lt1"/>
+                        </a:fontRef>
+                      </wps:style>
+                      <wps:bodyPr rot="0" spcFirstLastPara="0" vertOverflow="overflow" horzOverflow="overflow" vert="horz" wrap="square" lIns="91440" tIns="45720" rIns="91440" bIns="45720" numCol="1" spcCol="0" rtlCol="0" fromWordArt="0" anchor="ctr" anchorCtr="0" forceAA="0" compatLnSpc="1">
+                        <a:prstTxWarp prst="textNoShape">
+                          <a:avLst/>
+                        </a:prstTxWarp>
+                        <a:noAutofit/>
+                      </wps:bodyPr>
+                    </wps:wsp>
+                  </a:graphicData>
+                </a:graphic>
+              </wp:anchor>
+            </w:drawing>
+          </mc:Choice>
+          <mc:Fallback>
+            <w:pict>
+              <v:oval w14:anchorId="459A5BEA" id="Oval 4" o:spid="_x0000_s1026" style="position:absolute;margin-left:137.6pt;margin-top:1.95pt;width:17.8pt;height:17.8pt;z-index:251662848;visibility:visible;mso-wrap-style:square;mso-wrap-distance-left:9pt;mso-wrap-distance-top:0;mso-wrap-distance-right:9pt;mso-wrap-distance-bottom:0;mso-position-horizontal:absolute;mso-position-horizontal-relative:text;mso-position-vertical:absolute;mso-position-vertical-relative:text;v-text-anchor:middle" o:gfxdata="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" filled="f" strokecolor="black [3213]"/>
+            </w:pict>
+          </mc:Fallback>
+        </mc:AlternateContent>
+      </w:r>
+      <w:r>
+        <w:rPr>
+          <w:rFonts w:ascii="Times New Roman" w:hAnsi="Times New Roman" w:cs="Times New Roman"/>
+          <w:sz w:val="32"/>
+          <w:szCs w:val="32"/>
+        </w:rPr>
+        <w:t>Example: Keep quiet or go out.</w:t>
       </w:r>
     </w:p>
     <w:p>
@@ -2319,7 +3265,7 @@
           <w:sz w:val="32"/>
           <w:szCs w:val="32"/>
         </w:rPr>
-        <w:t>d. He was sad because he lost the game.</w:t>
+        <w:t>a. Rohan is kind but Sohan is not kind.</w:t>
       </w:r>
     </w:p>
     <w:p>
@@ -2331,27 +3277,152 @@
           <w:szCs w:val="32"/>
         </w:rPr>
       </w:pPr>
+      <w:r>
+        <w:rPr>
+          <w:rFonts w:ascii="Times New Roman" w:hAnsi="Times New Roman" w:cs="Times New Roman"/>
+          <w:sz w:val="32"/>
+          <w:szCs w:val="32"/>
+        </w:rPr>
+        <w:t>b. Sagar and Shishir are brothers.</w:t>
+      </w:r>
     </w:p>
     <w:p>
       <w:pPr>
         <w:spacing w:after="0" w:line="240" w:lineRule="auto"/>
         <w:rPr>
           <w:rFonts w:ascii="Times New Roman" w:hAnsi="Times New Roman" w:cs="Times New Roman"/>
-          <w:b/>
-          <w:bCs/>
-          <w:sz w:val="32"/>
-          <w:szCs w:val="32"/>
-        </w:rPr>
-      </w:pPr>
-      <w:r>
-        <w:rPr>
-          <w:rFonts w:ascii="Times New Roman" w:hAnsi="Times New Roman" w:cs="Times New Roman"/>
-          <w:b/>
-          <w:bCs/>
-          <w:sz w:val="32"/>
-          <w:szCs w:val="32"/>
-        </w:rPr>
-        <w:t>11. Fill in the blanks with in, at, or on:</w:t>
+          <w:sz w:val="32"/>
+          <w:szCs w:val="32"/>
+        </w:rPr>
+      </w:pPr>
+      <w:r>
+        <w:rPr>
+          <w:rFonts w:ascii="Times New Roman" w:hAnsi="Times New Roman" w:cs="Times New Roman"/>
+          <w:sz w:val="32"/>
+          <w:szCs w:val="32"/>
+        </w:rPr>
+        <w:t>c. Do you want to go out or stay here?</w:t>
+      </w:r>
+    </w:p>
+    <w:p>
+      <w:pPr>
+        <w:spacing w:after="0" w:line="240" w:lineRule="auto"/>
+        <w:rPr>
+          <w:rFonts w:ascii="Times New Roman" w:hAnsi="Times New Roman" w:cs="Times New Roman"/>
+          <w:sz w:val="32"/>
+          <w:szCs w:val="32"/>
+        </w:rPr>
+      </w:pPr>
+      <w:r>
+        <w:rPr>
+          <w:rFonts w:ascii="Times New Roman" w:hAnsi="Times New Roman" w:cs="Times New Roman"/>
+          <w:sz w:val="32"/>
+          <w:szCs w:val="32"/>
+        </w:rPr>
+        <w:t>d. He was sad because he lost the game.</w:t>
+      </w:r>
+    </w:p>
+    <w:p>
+      <w:pPr>
+        <w:spacing w:after="0" w:line="240" w:lineRule="auto"/>
+        <w:rPr>
+          <w:rFonts w:ascii="Times New Roman" w:hAnsi="Times New Roman" w:cs="Times New Roman"/>
+          <w:sz w:val="32"/>
+          <w:szCs w:val="32"/>
+        </w:rPr>
+      </w:pPr>
+    </w:p>
+    <w:p>
+      <w:pPr>
+        <w:spacing w:after="0" w:line="240" w:lineRule="auto"/>
+        <w:rPr>
+          <w:rFonts w:ascii="Times New Roman" w:hAnsi="Times New Roman" w:cs="Times New Roman"/>
+          <w:b/>
+          <w:bCs/>
+          <w:sz w:val="32"/>
+          <w:szCs w:val="32"/>
+        </w:rPr>
+      </w:pPr>
+      <w:r>
+        <w:rPr>
+          <w:rFonts w:ascii="Times New Roman" w:hAnsi="Times New Roman" w:cs="Times New Roman"/>
+          <w:b/>
+          <w:bCs/>
+          <w:sz w:val="32"/>
+          <w:szCs w:val="32"/>
+        </w:rPr>
+        <w:t>11. Fill in the blanks with in, at, or on</w:t>
+      </w:r>
+      <w:r>
+        <w:rPr>
+          <w:rFonts w:ascii="Times New Roman" w:hAnsi="Times New Roman" w:cs="Times New Roman"/>
+          <w:b/>
+          <w:bCs/>
+          <w:sz w:val="32"/>
+          <w:szCs w:val="32"/>
+        </w:rPr>
+        <w:t>.</w:t>
+      </w:r>
+      <w:r>
+        <w:rPr>
+          <w:rFonts w:ascii="Times New Roman" w:hAnsi="Times New Roman" w:cs="Times New Roman"/>
+          <w:b/>
+          <w:bCs/>
+          <w:sz w:val="32"/>
+          <w:szCs w:val="32"/>
+        </w:rPr>
+        <w:tab/>
+      </w:r>
+      <w:r>
+        <w:rPr>
+          <w:rFonts w:ascii="Times New Roman" w:hAnsi="Times New Roman" w:cs="Times New Roman"/>
+          <w:b/>
+          <w:bCs/>
+          <w:sz w:val="32"/>
+          <w:szCs w:val="32"/>
+        </w:rPr>
+        <w:tab/>
+      </w:r>
+      <w:r>
+        <w:rPr>
+          <w:rFonts w:ascii="Times New Roman" w:hAnsi="Times New Roman" w:cs="Times New Roman"/>
+          <w:b/>
+          <w:bCs/>
+          <w:sz w:val="32"/>
+          <w:szCs w:val="32"/>
+        </w:rPr>
+        <w:tab/>
+      </w:r>
+      <w:r>
+        <w:rPr>
+          <w:rFonts w:ascii="Times New Roman" w:hAnsi="Times New Roman" w:cs="Times New Roman"/>
+          <w:b/>
+          <w:bCs/>
+          <w:sz w:val="32"/>
+          <w:szCs w:val="32"/>
+        </w:rPr>
+        <w:tab/>
+      </w:r>
+      <w:r>
+        <w:rPr>
+          <w:rFonts w:ascii="Times New Roman" w:hAnsi="Times New Roman" w:cs="Times New Roman"/>
+          <w:b/>
+          <w:bCs/>
+          <w:sz w:val="32"/>
+          <w:szCs w:val="32"/>
+        </w:rPr>
+        <w:tab/>
+        <w:t xml:space="preserve">      </w:t>
+      </w:r>
+      <w:r>
+        <w:rPr>
+          <w:rFonts w:ascii="Times New Roman" w:hAnsi="Times New Roman" w:cs="Times New Roman"/>
+          <w:b/>
+          <w:bCs/>
+          <w:sz w:val="32"/>
+          <w:szCs w:val="32"/>
+        </w:rPr>
+        <w:t>[4×0.5=2]</w:t>
       </w:r>
     </w:p>
     <w:p>
